--- a/Phiếu_BÁO CÁO HỌC TẬP CÁ NHÂN NHÓM.docx
+++ b/Phiếu_BÁO CÁO HỌC TẬP CÁ NHÂN NHÓM.docx
@@ -10,8 +10,6 @@
           <w:sz w:val="32"/>
         </w:rPr>
       </w:pPr>
-      <w:bookmarkStart w:id="0" w:name="_GoBack"/>
-      <w:bookmarkEnd w:id="0"/>
       <w:r>
         <w:rPr>
           <w:b/>
@@ -45,7 +43,13 @@
         <w:rPr>
           <w:color w:val="FF0000"/>
         </w:rPr>
-        <w:t>Tên lớp: ….. Khóa: …</w:t>
+        <w:t>Tên lớ</w:t>
+      </w:r>
+      <w:r>
+        <w:rPr>
+          <w:color w:val="FF0000"/>
+        </w:rPr>
+        <w:t>p: ….. Khóa: K18</w:t>
       </w:r>
     </w:p>
     <w:p>
@@ -58,7 +62,13 @@
         <w:rPr>
           <w:color w:val="FF0000"/>
         </w:rPr>
-        <w:t>Họ và tên sinh viên (nếu cá nhân thực hiện): …</w:t>
+        <w:t>Họ và tên sinh viên (nếu cá nhân thực hiệ</w:t>
+      </w:r>
+      <w:r>
+        <w:rPr>
+          <w:color w:val="FF0000"/>
+        </w:rPr>
+        <w:t>n): Lê Hà Quang</w:t>
       </w:r>
     </w:p>
     <w:p>
@@ -71,7 +81,7 @@
         <w:rPr>
           <w:color w:val="FF0000"/>
         </w:rPr>
-        <w:t>Tên nhóm:…</w:t>
+        <w:t xml:space="preserve">                                                                        Phạm Hiếu Kỳ</w:t>
       </w:r>
     </w:p>
     <w:p>
@@ -84,7 +94,58 @@
         <w:rPr>
           <w:color w:val="FF0000"/>
         </w:rPr>
-        <w:t>Tên chủ đề: ….</w:t>
+        <w:t xml:space="preserve">                                                                        Vũ Ngọc Quang</w:t>
+      </w:r>
+    </w:p>
+    <w:p>
+      <w:pPr>
+        <w:rPr>
+          <w:color w:val="FF0000"/>
+        </w:rPr>
+      </w:pPr>
+      <w:r>
+        <w:rPr>
+          <w:color w:val="FF0000"/>
+        </w:rPr>
+        <w:t xml:space="preserve">                                                                        Nguyễn Duy Thành</w:t>
+      </w:r>
+    </w:p>
+    <w:p>
+      <w:pPr>
+        <w:rPr>
+          <w:color w:val="FF0000"/>
+        </w:rPr>
+      </w:pPr>
+      <w:r>
+        <w:rPr>
+          <w:color w:val="FF0000"/>
+        </w:rPr>
+        <w:t>Tên nhóm: Nhóm 8</w:t>
+      </w:r>
+    </w:p>
+    <w:p>
+      <w:pPr>
+        <w:rPr>
+          <w:color w:val="FF0000"/>
+        </w:rPr>
+      </w:pPr>
+      <w:r>
+        <w:rPr>
+          <w:color w:val="FF0000"/>
+        </w:rPr>
+        <w:t>Tên chủ đề</w:t>
+      </w:r>
+      <w:r>
+        <w:rPr>
+          <w:color w:val="FF0000"/>
+        </w:rPr>
+        <w:t xml:space="preserve">: </w:t>
+      </w:r>
+      <w:r>
+        <w:rPr>
+          <w:color w:val="FF0000"/>
+        </w:rPr>
+        <w:t>Chuẩn AES và ứng dụng trong mã hóa dữ liệu (Sử dụng ngôn ngữ C++, C#)</w:t>
       </w:r>
     </w:p>
     <w:tbl>
@@ -220,11 +281,12 @@
       </w:tr>
       <w:tr>
         <w:trPr>
-          <w:trHeight w:val="1624"/>
+          <w:trHeight w:val="1389"/>
         </w:trPr>
         <w:tc>
           <w:tcPr>
             <w:tcW w:w="846" w:type="dxa"/>
+            <w:vMerge w:val="restart"/>
           </w:tcPr>
           <w:p>
             <w:pPr>
@@ -255,60 +317,15 @@
               <w:rPr>
                 <w:color w:val="FF0000"/>
               </w:rPr>
-              <w:t>A</w:t>
-            </w:r>
-          </w:p>
-          <w:p>
-            <w:pPr>
-              <w:rPr>
-                <w:color w:val="FF0000"/>
-              </w:rPr>
-            </w:pPr>
-            <w:r>
-              <w:rPr>
-                <w:color w:val="FF0000"/>
-              </w:rPr>
-              <w:t>B</w:t>
-            </w:r>
-          </w:p>
-          <w:p>
-            <w:pPr>
-              <w:rPr>
-                <w:color w:val="FF0000"/>
-              </w:rPr>
-            </w:pPr>
-            <w:r>
-              <w:rPr>
-                <w:color w:val="FF0000"/>
-              </w:rPr>
-              <w:t>C</w:t>
-            </w:r>
-          </w:p>
-          <w:p>
-            <w:pPr>
-              <w:rPr>
-                <w:color w:val="FF0000"/>
-              </w:rPr>
-            </w:pPr>
-            <w:r>
-              <w:rPr>
-                <w:color w:val="FF0000"/>
-              </w:rPr>
-              <w:t>D</w:t>
-            </w:r>
-          </w:p>
-          <w:p>
-            <w:pPr>
-              <w:rPr>
-                <w:color w:val="FF0000"/>
-              </w:rPr>
-            </w:pPr>
-            <w:r>
-              <w:rPr>
-                <w:color w:val="FF0000"/>
-              </w:rPr>
-              <w:t>E</w:t>
-            </w:r>
+              <w:t>Lê Hà Quang</w:t>
+            </w:r>
+          </w:p>
+          <w:p>
+            <w:pPr>
+              <w:rPr>
+                <w:color w:val="FF0000"/>
+              </w:rPr>
+            </w:pPr>
           </w:p>
         </w:tc>
         <w:tc>
@@ -325,59 +342,19 @@
               <w:rPr>
                 <w:color w:val="FF0000"/>
               </w:rPr>
-              <w:t>Công việc 1</w:t>
-            </w:r>
-          </w:p>
-          <w:p>
-            <w:pPr>
-              <w:rPr>
-                <w:color w:val="FF0000"/>
-              </w:rPr>
-            </w:pPr>
-            <w:r>
-              <w:rPr>
-                <w:color w:val="FF0000"/>
-              </w:rPr>
-              <w:t>Công việc 2</w:t>
-            </w:r>
-          </w:p>
-          <w:p>
-            <w:pPr>
-              <w:rPr>
-                <w:color w:val="FF0000"/>
-              </w:rPr>
-            </w:pPr>
-            <w:r>
-              <w:rPr>
-                <w:color w:val="FF0000"/>
-              </w:rPr>
-              <w:t>Công việc 3</w:t>
-            </w:r>
-          </w:p>
-          <w:p>
-            <w:pPr>
-              <w:rPr>
-                <w:color w:val="FF0000"/>
-              </w:rPr>
-            </w:pPr>
-            <w:r>
-              <w:rPr>
-                <w:color w:val="FF0000"/>
-              </w:rPr>
-              <w:t>Công việc 4</w:t>
-            </w:r>
-          </w:p>
-          <w:p>
-            <w:pPr>
-              <w:rPr>
-                <w:color w:val="FF0000"/>
-              </w:rPr>
-            </w:pPr>
-            <w:r>
-              <w:rPr>
-                <w:color w:val="FF0000"/>
-              </w:rPr>
-              <w:t>Công việc 5</w:t>
+              <w:t>Tạo link git hub, chỉnh sử</w:t>
+            </w:r>
+            <w:r>
+              <w:rPr>
+                <w:color w:val="FF0000"/>
+              </w:rPr>
+              <w:t xml:space="preserve">a báo cáo, </w:t>
+            </w:r>
+            <w:r>
+              <w:rPr>
+                <w:color w:val="FF0000"/>
+              </w:rPr>
+              <w:t>phân công nội dung cần thực hiện cho các thành viên</w:t>
             </w:r>
           </w:p>
         </w:tc>
@@ -391,11 +368,18 @@
                 <w:color w:val="FF0000"/>
               </w:rPr>
             </w:pPr>
+            <w:r>
+              <w:rPr>
+                <w:color w:val="FF0000"/>
+              </w:rPr>
+              <w:t>Có đường link git hub, có bản báo cáo đúng format chứa các nội dung cần triển khai</w:t>
+            </w:r>
           </w:p>
         </w:tc>
         <w:tc>
           <w:tcPr>
             <w:tcW w:w="3118" w:type="dxa"/>
+            <w:vMerge w:val="restart"/>
           </w:tcPr>
           <w:p>
             <w:pPr>
@@ -407,9 +391,13 @@
         </w:tc>
       </w:tr>
       <w:tr>
+        <w:trPr>
+          <w:trHeight w:val="288"/>
+        </w:trPr>
         <w:tc>
           <w:tcPr>
             <w:tcW w:w="846" w:type="dxa"/>
+            <w:vMerge/>
           </w:tcPr>
           <w:p>
             <w:pPr>
@@ -418,12 +406,6 @@
                 <w:color w:val="FF0000"/>
               </w:rPr>
             </w:pPr>
-            <w:r>
-              <w:rPr>
-                <w:color w:val="FF0000"/>
-              </w:rPr>
-              <w:t>2</w:t>
-            </w:r>
           </w:p>
         </w:tc>
         <w:tc>
@@ -440,59 +422,7 @@
               <w:rPr>
                 <w:color w:val="FF0000"/>
               </w:rPr>
-              <w:t>A</w:t>
-            </w:r>
-          </w:p>
-          <w:p>
-            <w:pPr>
-              <w:rPr>
-                <w:color w:val="FF0000"/>
-              </w:rPr>
-            </w:pPr>
-            <w:r>
-              <w:rPr>
-                <w:color w:val="FF0000"/>
-              </w:rPr>
-              <w:t>B</w:t>
-            </w:r>
-          </w:p>
-          <w:p>
-            <w:pPr>
-              <w:rPr>
-                <w:color w:val="FF0000"/>
-              </w:rPr>
-            </w:pPr>
-            <w:r>
-              <w:rPr>
-                <w:color w:val="FF0000"/>
-              </w:rPr>
-              <w:t>C</w:t>
-            </w:r>
-          </w:p>
-          <w:p>
-            <w:pPr>
-              <w:rPr>
-                <w:color w:val="FF0000"/>
-              </w:rPr>
-            </w:pPr>
-            <w:r>
-              <w:rPr>
-                <w:color w:val="FF0000"/>
-              </w:rPr>
-              <w:t>D</w:t>
-            </w:r>
-          </w:p>
-          <w:p>
-            <w:pPr>
-              <w:rPr>
-                <w:color w:val="FF0000"/>
-              </w:rPr>
-            </w:pPr>
-            <w:r>
-              <w:rPr>
-                <w:color w:val="FF0000"/>
-              </w:rPr>
-              <w:t>E</w:t>
+              <w:t>Vũ Ngọc Quang</w:t>
             </w:r>
           </w:p>
         </w:tc>
@@ -510,59 +440,19 @@
               <w:rPr>
                 <w:color w:val="FF0000"/>
               </w:rPr>
-              <w:t>Công việc 1</w:t>
-            </w:r>
-          </w:p>
-          <w:p>
-            <w:pPr>
-              <w:rPr>
-                <w:color w:val="FF0000"/>
-              </w:rPr>
-            </w:pPr>
-            <w:r>
-              <w:rPr>
-                <w:color w:val="FF0000"/>
-              </w:rPr>
-              <w:t>Công việc 2</w:t>
-            </w:r>
-          </w:p>
-          <w:p>
-            <w:pPr>
-              <w:rPr>
-                <w:color w:val="FF0000"/>
-              </w:rPr>
-            </w:pPr>
-            <w:r>
-              <w:rPr>
-                <w:color w:val="FF0000"/>
-              </w:rPr>
-              <w:t>Công việc 3</w:t>
-            </w:r>
-          </w:p>
-          <w:p>
-            <w:pPr>
-              <w:rPr>
-                <w:color w:val="FF0000"/>
-              </w:rPr>
-            </w:pPr>
-            <w:r>
-              <w:rPr>
-                <w:color w:val="FF0000"/>
-              </w:rPr>
-              <w:t>Công việc 4</w:t>
-            </w:r>
-          </w:p>
-          <w:p>
-            <w:pPr>
-              <w:rPr>
-                <w:color w:val="FF0000"/>
-              </w:rPr>
-            </w:pPr>
-            <w:r>
-              <w:rPr>
-                <w:color w:val="FF0000"/>
-              </w:rPr>
-              <w:t>Công việc 5</w:t>
+              <w:t>Tìm hiểu về khái niệm và vai trò củ</w:t>
+            </w:r>
+            <w:r>
+              <w:rPr>
+                <w:color w:val="FF0000"/>
+              </w:rPr>
+              <w:t>a an ninh</w:t>
+            </w:r>
+            <w:r>
+              <w:rPr>
+                <w:color w:val="FF0000"/>
+              </w:rPr>
+              <w:t xml:space="preserve"> mạng </w:t>
             </w:r>
           </w:p>
         </w:tc>
@@ -576,11 +466,18 @@
                 <w:color w:val="FF0000"/>
               </w:rPr>
             </w:pPr>
+            <w:r>
+              <w:rPr>
+                <w:color w:val="FF0000"/>
+              </w:rPr>
+              <w:t>Có được bản word nội dung, nhưng chưa chỉnh sửa bố cục</w:t>
+            </w:r>
           </w:p>
         </w:tc>
         <w:tc>
           <w:tcPr>
             <w:tcW w:w="3118" w:type="dxa"/>
+            <w:vMerge/>
           </w:tcPr>
           <w:p>
             <w:pPr>
@@ -592,9 +489,13 @@
         </w:tc>
       </w:tr>
       <w:tr>
+        <w:trPr>
+          <w:trHeight w:val="58"/>
+        </w:trPr>
         <w:tc>
           <w:tcPr>
             <w:tcW w:w="846" w:type="dxa"/>
+            <w:vMerge/>
           </w:tcPr>
           <w:p>
             <w:pPr>
@@ -603,12 +504,6 @@
                 <w:color w:val="FF0000"/>
               </w:rPr>
             </w:pPr>
-            <w:r>
-              <w:rPr>
-                <w:color w:val="FF0000"/>
-              </w:rPr>
-              <w:t>3</w:t>
-            </w:r>
           </w:p>
         </w:tc>
         <w:tc>
@@ -625,59 +520,7 @@
               <w:rPr>
                 <w:color w:val="FF0000"/>
               </w:rPr>
-              <w:t>A</w:t>
-            </w:r>
-          </w:p>
-          <w:p>
-            <w:pPr>
-              <w:rPr>
-                <w:color w:val="FF0000"/>
-              </w:rPr>
-            </w:pPr>
-            <w:r>
-              <w:rPr>
-                <w:color w:val="FF0000"/>
-              </w:rPr>
-              <w:t>B</w:t>
-            </w:r>
-          </w:p>
-          <w:p>
-            <w:pPr>
-              <w:rPr>
-                <w:color w:val="FF0000"/>
-              </w:rPr>
-            </w:pPr>
-            <w:r>
-              <w:rPr>
-                <w:color w:val="FF0000"/>
-              </w:rPr>
-              <w:t>C</w:t>
-            </w:r>
-          </w:p>
-          <w:p>
-            <w:pPr>
-              <w:rPr>
-                <w:color w:val="FF0000"/>
-              </w:rPr>
-            </w:pPr>
-            <w:r>
-              <w:rPr>
-                <w:color w:val="FF0000"/>
-              </w:rPr>
-              <w:t>D</w:t>
-            </w:r>
-          </w:p>
-          <w:p>
-            <w:pPr>
-              <w:rPr>
-                <w:color w:val="FF0000"/>
-              </w:rPr>
-            </w:pPr>
-            <w:r>
-              <w:rPr>
-                <w:color w:val="FF0000"/>
-              </w:rPr>
-              <w:t>E</w:t>
+              <w:t>Phạm Hiếu Kỳ</w:t>
             </w:r>
           </w:p>
         </w:tc>
@@ -695,59 +538,7 @@
               <w:rPr>
                 <w:color w:val="FF0000"/>
               </w:rPr>
-              <w:t>Công việc 1</w:t>
-            </w:r>
-          </w:p>
-          <w:p>
-            <w:pPr>
-              <w:rPr>
-                <w:color w:val="FF0000"/>
-              </w:rPr>
-            </w:pPr>
-            <w:r>
-              <w:rPr>
-                <w:color w:val="FF0000"/>
-              </w:rPr>
-              <w:t>Công việc 2</w:t>
-            </w:r>
-          </w:p>
-          <w:p>
-            <w:pPr>
-              <w:rPr>
-                <w:color w:val="FF0000"/>
-              </w:rPr>
-            </w:pPr>
-            <w:r>
-              <w:rPr>
-                <w:color w:val="FF0000"/>
-              </w:rPr>
-              <w:t>Công việc 3</w:t>
-            </w:r>
-          </w:p>
-          <w:p>
-            <w:pPr>
-              <w:rPr>
-                <w:color w:val="FF0000"/>
-              </w:rPr>
-            </w:pPr>
-            <w:r>
-              <w:rPr>
-                <w:color w:val="FF0000"/>
-              </w:rPr>
-              <w:t>Công việc 4</w:t>
-            </w:r>
-          </w:p>
-          <w:p>
-            <w:pPr>
-              <w:rPr>
-                <w:color w:val="FF0000"/>
-              </w:rPr>
-            </w:pPr>
-            <w:r>
-              <w:rPr>
-                <w:color w:val="FF0000"/>
-              </w:rPr>
-              <w:t>Công việc 5</w:t>
+              <w:t>Tìm hiểu các nội dung nghiên cứu, lý do chọn đề tài, mục tiêu đối tượng, phạm vi nghiên cứu</w:t>
             </w:r>
           </w:p>
         </w:tc>
@@ -761,11 +552,18 @@
                 <w:color w:val="FF0000"/>
               </w:rPr>
             </w:pPr>
+            <w:r>
+              <w:rPr>
+                <w:color w:val="FF0000"/>
+              </w:rPr>
+              <w:t>Có bản word nội dung hoàn chỉnh</w:t>
+            </w:r>
           </w:p>
         </w:tc>
         <w:tc>
           <w:tcPr>
             <w:tcW w:w="3118" w:type="dxa"/>
+            <w:vMerge/>
           </w:tcPr>
           <w:p>
             <w:pPr>
@@ -777,9 +575,13 @@
         </w:tc>
       </w:tr>
       <w:tr>
+        <w:trPr>
+          <w:trHeight w:val="324"/>
+        </w:trPr>
         <w:tc>
           <w:tcPr>
             <w:tcW w:w="846" w:type="dxa"/>
+            <w:vMerge/>
           </w:tcPr>
           <w:p>
             <w:pPr>
@@ -788,6 +590,639 @@
                 <w:color w:val="FF0000"/>
               </w:rPr>
             </w:pPr>
+          </w:p>
+        </w:tc>
+        <w:tc>
+          <w:tcPr>
+            <w:tcW w:w="2268" w:type="dxa"/>
+          </w:tcPr>
+          <w:p>
+            <w:pPr>
+              <w:rPr>
+                <w:color w:val="FF0000"/>
+              </w:rPr>
+            </w:pPr>
+            <w:r>
+              <w:rPr>
+                <w:color w:val="FF0000"/>
+              </w:rPr>
+              <w:t>Nguyễn Duy Thành</w:t>
+            </w:r>
+          </w:p>
+        </w:tc>
+        <w:tc>
+          <w:tcPr>
+            <w:tcW w:w="3827" w:type="dxa"/>
+          </w:tcPr>
+          <w:p>
+            <w:pPr>
+              <w:rPr>
+                <w:color w:val="FF0000"/>
+              </w:rPr>
+            </w:pPr>
+            <w:r>
+              <w:rPr>
+                <w:color w:val="FF0000"/>
+              </w:rPr>
+              <w:t>Tìm hiểu về cơ sở toán học của các thuật toán mã hóa giới thiệu sơ lược về ngôn ngữ sẽ dùng để làm demo</w:t>
+            </w:r>
+          </w:p>
+        </w:tc>
+        <w:tc>
+          <w:tcPr>
+            <w:tcW w:w="3119" w:type="dxa"/>
+          </w:tcPr>
+          <w:p>
+            <w:pPr>
+              <w:rPr>
+                <w:color w:val="FF0000"/>
+              </w:rPr>
+            </w:pPr>
+            <w:r>
+              <w:rPr>
+                <w:color w:val="FF0000"/>
+              </w:rPr>
+              <w:t>Có bản word nội dung hoàn chỉnh nhưng cần bổ sung thêm ngôn ngữ c++</w:t>
+            </w:r>
+          </w:p>
+        </w:tc>
+        <w:tc>
+          <w:tcPr>
+            <w:tcW w:w="3118" w:type="dxa"/>
+            <w:vMerge/>
+          </w:tcPr>
+          <w:p>
+            <w:pPr>
+              <w:rPr>
+                <w:color w:val="FF0000"/>
+              </w:rPr>
+            </w:pPr>
+          </w:p>
+        </w:tc>
+      </w:tr>
+      <w:tr>
+        <w:trPr>
+          <w:trHeight w:val="300"/>
+        </w:trPr>
+        <w:tc>
+          <w:tcPr>
+            <w:tcW w:w="846" w:type="dxa"/>
+            <w:vMerge w:val="restart"/>
+          </w:tcPr>
+          <w:p>
+            <w:pPr>
+              <w:jc w:val="center"/>
+              <w:rPr>
+                <w:color w:val="FF0000"/>
+              </w:rPr>
+            </w:pPr>
+            <w:r>
+              <w:rPr>
+                <w:color w:val="FF0000"/>
+              </w:rPr>
+              <w:lastRenderedPageBreak/>
+              <w:t>2</w:t>
+            </w:r>
+          </w:p>
+        </w:tc>
+        <w:tc>
+          <w:tcPr>
+            <w:tcW w:w="2268" w:type="dxa"/>
+          </w:tcPr>
+          <w:p>
+            <w:pPr>
+              <w:rPr>
+                <w:color w:val="FF0000"/>
+              </w:rPr>
+            </w:pPr>
+            <w:r>
+              <w:rPr>
+                <w:color w:val="FF0000"/>
+              </w:rPr>
+              <w:t>Lê Hà Quang</w:t>
+            </w:r>
+          </w:p>
+          <w:p>
+            <w:pPr>
+              <w:rPr>
+                <w:color w:val="FF0000"/>
+              </w:rPr>
+            </w:pPr>
+          </w:p>
+        </w:tc>
+        <w:tc>
+          <w:tcPr>
+            <w:tcW w:w="3827" w:type="dxa"/>
+          </w:tcPr>
+          <w:p>
+            <w:pPr>
+              <w:rPr>
+                <w:color w:val="FF0000"/>
+              </w:rPr>
+            </w:pPr>
+            <w:r>
+              <w:rPr>
+                <w:color w:val="FF0000"/>
+              </w:rPr>
+              <w:t>Tổng hợp lại nội dung của tuần 1, viết vào bản báo cáo, thêm và chỉnh sửa lại nội dung cho phù hợp</w:t>
+            </w:r>
+          </w:p>
+        </w:tc>
+        <w:tc>
+          <w:tcPr>
+            <w:tcW w:w="3119" w:type="dxa"/>
+          </w:tcPr>
+          <w:p>
+            <w:pPr>
+              <w:rPr>
+                <w:color w:val="FF0000"/>
+              </w:rPr>
+            </w:pPr>
+            <w:r>
+              <w:rPr>
+                <w:color w:val="FF0000"/>
+              </w:rPr>
+              <w:t>Có bản báo cáo nội dung đầy đủ của chương 1</w:t>
+            </w:r>
+          </w:p>
+        </w:tc>
+        <w:tc>
+          <w:tcPr>
+            <w:tcW w:w="3118" w:type="dxa"/>
+            <w:vMerge w:val="restart"/>
+          </w:tcPr>
+          <w:p>
+            <w:pPr>
+              <w:rPr>
+                <w:color w:val="FF0000"/>
+              </w:rPr>
+            </w:pPr>
+          </w:p>
+        </w:tc>
+      </w:tr>
+      <w:tr>
+        <w:trPr>
+          <w:trHeight w:val="324"/>
+        </w:trPr>
+        <w:tc>
+          <w:tcPr>
+            <w:tcW w:w="846" w:type="dxa"/>
+            <w:vMerge/>
+          </w:tcPr>
+          <w:p>
+            <w:pPr>
+              <w:jc w:val="center"/>
+              <w:rPr>
+                <w:color w:val="FF0000"/>
+              </w:rPr>
+            </w:pPr>
+          </w:p>
+        </w:tc>
+        <w:tc>
+          <w:tcPr>
+            <w:tcW w:w="2268" w:type="dxa"/>
+          </w:tcPr>
+          <w:p>
+            <w:pPr>
+              <w:rPr>
+                <w:color w:val="FF0000"/>
+              </w:rPr>
+            </w:pPr>
+            <w:r>
+              <w:rPr>
+                <w:color w:val="FF0000"/>
+              </w:rPr>
+              <w:t>Vũ Ngọc Quang</w:t>
+            </w:r>
+          </w:p>
+        </w:tc>
+        <w:tc>
+          <w:tcPr>
+            <w:tcW w:w="3827" w:type="dxa"/>
+          </w:tcPr>
+          <w:p>
+            <w:pPr>
+              <w:rPr>
+                <w:color w:val="FF0000"/>
+              </w:rPr>
+            </w:pPr>
+            <w:r>
+              <w:rPr>
+                <w:color w:val="FF0000"/>
+              </w:rPr>
+              <w:t>Tìm hiểu về các ứng dụng thực tế của AES</w:t>
+            </w:r>
+          </w:p>
+        </w:tc>
+        <w:tc>
+          <w:tcPr>
+            <w:tcW w:w="3119" w:type="dxa"/>
+          </w:tcPr>
+          <w:p>
+            <w:pPr>
+              <w:rPr>
+                <w:color w:val="FF0000"/>
+              </w:rPr>
+            </w:pPr>
+            <w:r>
+              <w:rPr>
+                <w:color w:val="FF0000"/>
+              </w:rPr>
+              <w:t>Có bản word chứa nội dung tìm hiểu</w:t>
+            </w:r>
+            <w:r>
+              <w:rPr>
+                <w:color w:val="FF0000"/>
+              </w:rPr>
+              <w:t xml:space="preserve">  </w:t>
+            </w:r>
+          </w:p>
+        </w:tc>
+        <w:tc>
+          <w:tcPr>
+            <w:tcW w:w="3118" w:type="dxa"/>
+            <w:vMerge/>
+          </w:tcPr>
+          <w:p>
+            <w:pPr>
+              <w:rPr>
+                <w:color w:val="FF0000"/>
+              </w:rPr>
+            </w:pPr>
+          </w:p>
+        </w:tc>
+      </w:tr>
+      <w:tr>
+        <w:trPr>
+          <w:trHeight w:val="432"/>
+        </w:trPr>
+        <w:tc>
+          <w:tcPr>
+            <w:tcW w:w="846" w:type="dxa"/>
+            <w:vMerge/>
+          </w:tcPr>
+          <w:p>
+            <w:pPr>
+              <w:jc w:val="center"/>
+              <w:rPr>
+                <w:color w:val="FF0000"/>
+              </w:rPr>
+            </w:pPr>
+          </w:p>
+        </w:tc>
+        <w:tc>
+          <w:tcPr>
+            <w:tcW w:w="2268" w:type="dxa"/>
+          </w:tcPr>
+          <w:p>
+            <w:pPr>
+              <w:rPr>
+                <w:color w:val="FF0000"/>
+              </w:rPr>
+            </w:pPr>
+            <w:r>
+              <w:rPr>
+                <w:color w:val="FF0000"/>
+              </w:rPr>
+              <w:t>Phạm Hiếu Kỳ</w:t>
+            </w:r>
+          </w:p>
+        </w:tc>
+        <w:tc>
+          <w:tcPr>
+            <w:tcW w:w="3827" w:type="dxa"/>
+          </w:tcPr>
+          <w:p>
+            <w:pPr>
+              <w:rPr>
+                <w:color w:val="FF0000"/>
+              </w:rPr>
+            </w:pPr>
+            <w:r>
+              <w:rPr>
+                <w:color w:val="FF0000"/>
+              </w:rPr>
+              <w:t>Tìm hiểu về lịch sử hình thành và các thông số kỹ thuật của AES</w:t>
+            </w:r>
+          </w:p>
+        </w:tc>
+        <w:tc>
+          <w:tcPr>
+            <w:tcW w:w="3119" w:type="dxa"/>
+          </w:tcPr>
+          <w:p>
+            <w:pPr>
+              <w:rPr>
+                <w:color w:val="FF0000"/>
+              </w:rPr>
+            </w:pPr>
+            <w:r>
+              <w:rPr>
+                <w:color w:val="FF0000"/>
+              </w:rPr>
+              <w:t>Có bản word chứa nội dung cần tìm hiểu nhưng nội dung hơi dài</w:t>
+            </w:r>
+          </w:p>
+        </w:tc>
+        <w:tc>
+          <w:tcPr>
+            <w:tcW w:w="3118" w:type="dxa"/>
+            <w:vMerge/>
+          </w:tcPr>
+          <w:p>
+            <w:pPr>
+              <w:rPr>
+                <w:color w:val="FF0000"/>
+              </w:rPr>
+            </w:pPr>
+          </w:p>
+        </w:tc>
+      </w:tr>
+      <w:tr>
+        <w:trPr>
+          <w:trHeight w:val="408"/>
+        </w:trPr>
+        <w:tc>
+          <w:tcPr>
+            <w:tcW w:w="846" w:type="dxa"/>
+            <w:vMerge/>
+          </w:tcPr>
+          <w:p>
+            <w:pPr>
+              <w:jc w:val="center"/>
+              <w:rPr>
+                <w:color w:val="FF0000"/>
+              </w:rPr>
+            </w:pPr>
+          </w:p>
+        </w:tc>
+        <w:tc>
+          <w:tcPr>
+            <w:tcW w:w="2268" w:type="dxa"/>
+          </w:tcPr>
+          <w:p>
+            <w:pPr>
+              <w:rPr>
+                <w:color w:val="FF0000"/>
+              </w:rPr>
+            </w:pPr>
+            <w:r>
+              <w:rPr>
+                <w:color w:val="FF0000"/>
+              </w:rPr>
+              <w:t>Nguyễn Duy Thành</w:t>
+            </w:r>
+          </w:p>
+        </w:tc>
+        <w:tc>
+          <w:tcPr>
+            <w:tcW w:w="3827" w:type="dxa"/>
+          </w:tcPr>
+          <w:p>
+            <w:pPr>
+              <w:rPr>
+                <w:color w:val="FF0000"/>
+              </w:rPr>
+            </w:pPr>
+            <w:r>
+              <w:rPr>
+                <w:color w:val="FF0000"/>
+              </w:rPr>
+              <w:t>Tìm hiểu về bản chất và nguyên lý hoạt động của AES</w:t>
+            </w:r>
+          </w:p>
+        </w:tc>
+        <w:tc>
+          <w:tcPr>
+            <w:tcW w:w="3119" w:type="dxa"/>
+          </w:tcPr>
+          <w:p>
+            <w:pPr>
+              <w:rPr>
+                <w:color w:val="FF0000"/>
+              </w:rPr>
+            </w:pPr>
+            <w:r>
+              <w:rPr>
+                <w:color w:val="FF0000"/>
+              </w:rPr>
+              <w:t>Có bản word chứa nội dung cần tìm hiểu, chưa có ảnh minh họa</w:t>
+            </w:r>
+            <w:bookmarkStart w:id="0" w:name="_GoBack"/>
+            <w:bookmarkEnd w:id="0"/>
+          </w:p>
+        </w:tc>
+        <w:tc>
+          <w:tcPr>
+            <w:tcW w:w="3118" w:type="dxa"/>
+            <w:vMerge/>
+          </w:tcPr>
+          <w:p>
+            <w:pPr>
+              <w:rPr>
+                <w:color w:val="FF0000"/>
+              </w:rPr>
+            </w:pPr>
+          </w:p>
+        </w:tc>
+      </w:tr>
+      <w:tr>
+        <w:tc>
+          <w:tcPr>
+            <w:tcW w:w="846" w:type="dxa"/>
+          </w:tcPr>
+          <w:p>
+            <w:pPr>
+              <w:jc w:val="center"/>
+              <w:rPr>
+                <w:color w:val="FF0000"/>
+              </w:rPr>
+            </w:pPr>
+            <w:r>
+              <w:rPr>
+                <w:color w:val="FF0000"/>
+              </w:rPr>
+              <w:t>3</w:t>
+            </w:r>
+          </w:p>
+        </w:tc>
+        <w:tc>
+          <w:tcPr>
+            <w:tcW w:w="2268" w:type="dxa"/>
+          </w:tcPr>
+          <w:p>
+            <w:pPr>
+              <w:rPr>
+                <w:color w:val="FF0000"/>
+              </w:rPr>
+            </w:pPr>
+            <w:r>
+              <w:rPr>
+                <w:color w:val="FF0000"/>
+              </w:rPr>
+              <w:t>A</w:t>
+            </w:r>
+          </w:p>
+          <w:p>
+            <w:pPr>
+              <w:rPr>
+                <w:color w:val="FF0000"/>
+              </w:rPr>
+            </w:pPr>
+            <w:r>
+              <w:rPr>
+                <w:color w:val="FF0000"/>
+              </w:rPr>
+              <w:t>B</w:t>
+            </w:r>
+          </w:p>
+          <w:p>
+            <w:pPr>
+              <w:rPr>
+                <w:color w:val="FF0000"/>
+              </w:rPr>
+            </w:pPr>
+            <w:r>
+              <w:rPr>
+                <w:color w:val="FF0000"/>
+              </w:rPr>
+              <w:t>C</w:t>
+            </w:r>
+          </w:p>
+          <w:p>
+            <w:pPr>
+              <w:rPr>
+                <w:color w:val="FF0000"/>
+              </w:rPr>
+            </w:pPr>
+            <w:r>
+              <w:rPr>
+                <w:color w:val="FF0000"/>
+              </w:rPr>
+              <w:t>D</w:t>
+            </w:r>
+          </w:p>
+          <w:p>
+            <w:pPr>
+              <w:rPr>
+                <w:color w:val="FF0000"/>
+              </w:rPr>
+            </w:pPr>
+            <w:r>
+              <w:rPr>
+                <w:color w:val="FF0000"/>
+              </w:rPr>
+              <w:t>E</w:t>
+            </w:r>
+          </w:p>
+        </w:tc>
+        <w:tc>
+          <w:tcPr>
+            <w:tcW w:w="3827" w:type="dxa"/>
+          </w:tcPr>
+          <w:p>
+            <w:pPr>
+              <w:rPr>
+                <w:color w:val="FF0000"/>
+              </w:rPr>
+            </w:pPr>
+            <w:r>
+              <w:rPr>
+                <w:color w:val="FF0000"/>
+              </w:rPr>
+              <w:t>Công việc 1</w:t>
+            </w:r>
+          </w:p>
+          <w:p>
+            <w:pPr>
+              <w:rPr>
+                <w:color w:val="FF0000"/>
+              </w:rPr>
+            </w:pPr>
+            <w:r>
+              <w:rPr>
+                <w:color w:val="FF0000"/>
+              </w:rPr>
+              <w:t>Công việc 2</w:t>
+            </w:r>
+          </w:p>
+          <w:p>
+            <w:pPr>
+              <w:rPr>
+                <w:color w:val="FF0000"/>
+              </w:rPr>
+            </w:pPr>
+            <w:r>
+              <w:rPr>
+                <w:color w:val="FF0000"/>
+              </w:rPr>
+              <w:t>Công việc 3</w:t>
+            </w:r>
+          </w:p>
+          <w:p>
+            <w:pPr>
+              <w:rPr>
+                <w:color w:val="FF0000"/>
+              </w:rPr>
+            </w:pPr>
+            <w:r>
+              <w:rPr>
+                <w:color w:val="FF0000"/>
+              </w:rPr>
+              <w:t>Công việc 4</w:t>
+            </w:r>
+          </w:p>
+          <w:p>
+            <w:pPr>
+              <w:rPr>
+                <w:color w:val="FF0000"/>
+              </w:rPr>
+            </w:pPr>
+            <w:r>
+              <w:rPr>
+                <w:color w:val="FF0000"/>
+              </w:rPr>
+              <w:t>Công việc 5</w:t>
+            </w:r>
+          </w:p>
+        </w:tc>
+        <w:tc>
+          <w:tcPr>
+            <w:tcW w:w="3119" w:type="dxa"/>
+          </w:tcPr>
+          <w:p>
+            <w:pPr>
+              <w:rPr>
+                <w:color w:val="FF0000"/>
+              </w:rPr>
+            </w:pPr>
+          </w:p>
+        </w:tc>
+        <w:tc>
+          <w:tcPr>
+            <w:tcW w:w="3118" w:type="dxa"/>
+          </w:tcPr>
+          <w:p>
+            <w:pPr>
+              <w:rPr>
+                <w:color w:val="FF0000"/>
+              </w:rPr>
+            </w:pPr>
+          </w:p>
+        </w:tc>
+      </w:tr>
+      <w:tr>
+        <w:tc>
+          <w:tcPr>
+            <w:tcW w:w="846" w:type="dxa"/>
+          </w:tcPr>
+          <w:p>
+            <w:pPr>
+              <w:jc w:val="center"/>
+              <w:rPr>
+                <w:color w:val="FF0000"/>
+              </w:rPr>
+            </w:pPr>
             <w:r>
               <w:rPr>
                 <w:color w:val="FF0000"/>
@@ -862,7 +1297,6 @@
               <w:rPr>
                 <w:color w:val="FF0000"/>
               </w:rPr>
-              <w:lastRenderedPageBreak/>
               <w:t>E</w:t>
             </w:r>
           </w:p>
@@ -881,7 +1315,6 @@
               <w:rPr>
                 <w:color w:val="FF0000"/>
               </w:rPr>
-              <w:lastRenderedPageBreak/>
               <w:t>Công việc 1</w:t>
             </w:r>
           </w:p>
@@ -934,7 +1367,6 @@
               <w:rPr>
                 <w:color w:val="FF0000"/>
               </w:rPr>
-              <w:lastRenderedPageBreak/>
               <w:t>Công việc 5</w:t>
             </w:r>
           </w:p>
@@ -2181,9 +2613,13 @@
         </w:tc>
       </w:tr>
       <w:tr>
+        <w:trPr>
+          <w:trHeight w:val="312"/>
+        </w:trPr>
         <w:tc>
           <w:tcPr>
             <w:tcW w:w="846" w:type="dxa"/>
+            <w:vMerge w:val="restart"/>
           </w:tcPr>
           <w:p>
             <w:pPr>
@@ -2230,45 +2666,6 @@
               <w:t>B</w:t>
             </w:r>
           </w:p>
-          <w:p>
-            <w:pPr>
-              <w:rPr>
-                <w:color w:val="FF0000"/>
-              </w:rPr>
-            </w:pPr>
-            <w:r>
-              <w:rPr>
-                <w:color w:val="FF0000"/>
-              </w:rPr>
-              <w:t>C</w:t>
-            </w:r>
-          </w:p>
-          <w:p>
-            <w:pPr>
-              <w:rPr>
-                <w:color w:val="FF0000"/>
-              </w:rPr>
-            </w:pPr>
-            <w:r>
-              <w:rPr>
-                <w:color w:val="FF0000"/>
-              </w:rPr>
-              <w:t>D</w:t>
-            </w:r>
-          </w:p>
-          <w:p>
-            <w:pPr>
-              <w:rPr>
-                <w:color w:val="FF0000"/>
-              </w:rPr>
-            </w:pPr>
-            <w:r>
-              <w:rPr>
-                <w:color w:val="FF0000"/>
-              </w:rPr>
-              <w:t>E</w:t>
-            </w:r>
-          </w:p>
         </w:tc>
         <w:tc>
           <w:tcPr>
@@ -2298,45 +2695,6 @@
                 <w:color w:val="FF0000"/>
               </w:rPr>
               <w:t>Công việc 2</w:t>
-            </w:r>
-          </w:p>
-          <w:p>
-            <w:pPr>
-              <w:rPr>
-                <w:color w:val="FF0000"/>
-              </w:rPr>
-            </w:pPr>
-            <w:r>
-              <w:rPr>
-                <w:color w:val="FF0000"/>
-              </w:rPr>
-              <w:t>Công việc 3</w:t>
-            </w:r>
-          </w:p>
-          <w:p>
-            <w:pPr>
-              <w:rPr>
-                <w:color w:val="FF0000"/>
-              </w:rPr>
-            </w:pPr>
-            <w:r>
-              <w:rPr>
-                <w:color w:val="FF0000"/>
-              </w:rPr>
-              <w:t>Công việc 4</w:t>
-            </w:r>
-          </w:p>
-          <w:p>
-            <w:pPr>
-              <w:rPr>
-                <w:color w:val="FF0000"/>
-              </w:rPr>
-            </w:pPr>
-            <w:r>
-              <w:rPr>
-                <w:color w:val="FF0000"/>
-              </w:rPr>
-              <w:t>Công việc 5</w:t>
             </w:r>
           </w:p>
         </w:tc>
@@ -2354,9 +2712,13 @@
         </w:tc>
       </w:tr>
       <w:tr>
+        <w:trPr>
+          <w:trHeight w:val="276"/>
+        </w:trPr>
         <w:tc>
           <w:tcPr>
             <w:tcW w:w="846" w:type="dxa"/>
+            <w:vMerge/>
           </w:tcPr>
           <w:p>
             <w:pPr>
@@ -2365,12 +2727,6 @@
                 <w:color w:val="FF0000"/>
               </w:rPr>
             </w:pPr>
-            <w:r>
-              <w:rPr>
-                <w:color w:val="FF0000"/>
-              </w:rPr>
-              <w:t>2</w:t>
-            </w:r>
           </w:p>
         </w:tc>
         <w:tc>
@@ -2387,61 +2743,9 @@
               <w:rPr>
                 <w:color w:val="FF0000"/>
               </w:rPr>
-              <w:t>A</w:t>
-            </w:r>
-          </w:p>
-          <w:p>
-            <w:pPr>
-              <w:rPr>
-                <w:color w:val="FF0000"/>
-              </w:rPr>
-            </w:pPr>
-            <w:r>
-              <w:rPr>
-                <w:color w:val="FF0000"/>
-              </w:rPr>
-              <w:t>B</w:t>
-            </w:r>
-          </w:p>
-          <w:p>
-            <w:pPr>
-              <w:rPr>
-                <w:color w:val="FF0000"/>
-              </w:rPr>
-            </w:pPr>
-            <w:r>
-              <w:rPr>
-                <w:color w:val="FF0000"/>
-              </w:rPr>
               <w:t>C</w:t>
             </w:r>
           </w:p>
-          <w:p>
-            <w:pPr>
-              <w:rPr>
-                <w:color w:val="FF0000"/>
-              </w:rPr>
-            </w:pPr>
-            <w:r>
-              <w:rPr>
-                <w:color w:val="FF0000"/>
-              </w:rPr>
-              <w:t>D</w:t>
-            </w:r>
-          </w:p>
-          <w:p>
-            <w:pPr>
-              <w:rPr>
-                <w:color w:val="FF0000"/>
-              </w:rPr>
-            </w:pPr>
-            <w:r>
-              <w:rPr>
-                <w:color w:val="FF0000"/>
-              </w:rPr>
-              <w:t>E</w:t>
-            </w:r>
-          </w:p>
         </w:tc>
         <w:tc>
           <w:tcPr>
@@ -2457,59 +2761,7 @@
               <w:rPr>
                 <w:color w:val="FF0000"/>
               </w:rPr>
-              <w:t>Công việc 1</w:t>
-            </w:r>
-          </w:p>
-          <w:p>
-            <w:pPr>
-              <w:rPr>
-                <w:color w:val="FF0000"/>
-              </w:rPr>
-            </w:pPr>
-            <w:r>
-              <w:rPr>
-                <w:color w:val="FF0000"/>
-              </w:rPr>
-              <w:t>Công việc 2</w:t>
-            </w:r>
-          </w:p>
-          <w:p>
-            <w:pPr>
-              <w:rPr>
-                <w:color w:val="FF0000"/>
-              </w:rPr>
-            </w:pPr>
-            <w:r>
-              <w:rPr>
-                <w:color w:val="FF0000"/>
-              </w:rPr>
               <w:t>Công việc 3</w:t>
-            </w:r>
-          </w:p>
-          <w:p>
-            <w:pPr>
-              <w:rPr>
-                <w:color w:val="FF0000"/>
-              </w:rPr>
-            </w:pPr>
-            <w:r>
-              <w:rPr>
-                <w:color w:val="FF0000"/>
-              </w:rPr>
-              <w:t>Công việc 4</w:t>
-            </w:r>
-          </w:p>
-          <w:p>
-            <w:pPr>
-              <w:rPr>
-                <w:color w:val="FF0000"/>
-              </w:rPr>
-            </w:pPr>
-            <w:r>
-              <w:rPr>
-                <w:color w:val="FF0000"/>
-              </w:rPr>
-              <w:t>Công việc 5</w:t>
             </w:r>
           </w:p>
         </w:tc>
@@ -2527,9 +2779,13 @@
         </w:tc>
       </w:tr>
       <w:tr>
+        <w:trPr>
+          <w:trHeight w:val="336"/>
+        </w:trPr>
         <w:tc>
           <w:tcPr>
             <w:tcW w:w="846" w:type="dxa"/>
+            <w:vMerge/>
           </w:tcPr>
           <w:p>
             <w:pPr>
@@ -2538,12 +2794,6 @@
                 <w:color w:val="FF0000"/>
               </w:rPr>
             </w:pPr>
-            <w:r>
-              <w:rPr>
-                <w:color w:val="FF0000"/>
-              </w:rPr>
-              <w:t>3</w:t>
-            </w:r>
           </w:p>
         </w:tc>
         <w:tc>
@@ -2560,45 +2810,6 @@
               <w:rPr>
                 <w:color w:val="FF0000"/>
               </w:rPr>
-              <w:t>A</w:t>
-            </w:r>
-          </w:p>
-          <w:p>
-            <w:pPr>
-              <w:rPr>
-                <w:color w:val="FF0000"/>
-              </w:rPr>
-            </w:pPr>
-            <w:r>
-              <w:rPr>
-                <w:color w:val="FF0000"/>
-              </w:rPr>
-              <w:t>B</w:t>
-            </w:r>
-          </w:p>
-          <w:p>
-            <w:pPr>
-              <w:rPr>
-                <w:color w:val="FF0000"/>
-              </w:rPr>
-            </w:pPr>
-            <w:r>
-              <w:rPr>
-                <w:color w:val="FF0000"/>
-              </w:rPr>
-              <w:t>C</w:t>
-            </w:r>
-          </w:p>
-          <w:p>
-            <w:pPr>
-              <w:rPr>
-                <w:color w:val="FF0000"/>
-              </w:rPr>
-            </w:pPr>
-            <w:r>
-              <w:rPr>
-                <w:color w:val="FF0000"/>
-              </w:rPr>
               <w:t>D</w:t>
             </w:r>
           </w:p>
@@ -2620,45 +2831,6 @@
           <w:tcPr>
             <w:tcW w:w="5528" w:type="dxa"/>
           </w:tcPr>
-          <w:p>
-            <w:pPr>
-              <w:rPr>
-                <w:color w:val="FF0000"/>
-              </w:rPr>
-            </w:pPr>
-            <w:r>
-              <w:rPr>
-                <w:color w:val="FF0000"/>
-              </w:rPr>
-              <w:t>Công việc 1</w:t>
-            </w:r>
-          </w:p>
-          <w:p>
-            <w:pPr>
-              <w:rPr>
-                <w:color w:val="FF0000"/>
-              </w:rPr>
-            </w:pPr>
-            <w:r>
-              <w:rPr>
-                <w:color w:val="FF0000"/>
-              </w:rPr>
-              <w:t>Công việc 2</w:t>
-            </w:r>
-          </w:p>
-          <w:p>
-            <w:pPr>
-              <w:rPr>
-                <w:color w:val="FF0000"/>
-              </w:rPr>
-            </w:pPr>
-            <w:r>
-              <w:rPr>
-                <w:color w:val="FF0000"/>
-              </w:rPr>
-              <w:t>Công việc 3</w:t>
-            </w:r>
-          </w:p>
           <w:p>
             <w:pPr>
               <w:rPr>
@@ -2700,9 +2872,13 @@
         </w:tc>
       </w:tr>
       <w:tr>
+        <w:trPr>
+          <w:trHeight w:val="540"/>
+        </w:trPr>
         <w:tc>
           <w:tcPr>
             <w:tcW w:w="846" w:type="dxa"/>
+            <w:vMerge/>
           </w:tcPr>
           <w:p>
             <w:pPr>
@@ -2711,12 +2887,6 @@
                 <w:color w:val="FF0000"/>
               </w:rPr>
             </w:pPr>
-            <w:r>
-              <w:rPr>
-                <w:color w:val="FF0000"/>
-              </w:rPr>
-              <w:t>4</w:t>
-            </w:r>
           </w:p>
         </w:tc>
         <w:tc>
@@ -2729,64 +2899,6 @@
                 <w:color w:val="FF0000"/>
               </w:rPr>
             </w:pPr>
-            <w:r>
-              <w:rPr>
-                <w:color w:val="FF0000"/>
-              </w:rPr>
-              <w:t>A</w:t>
-            </w:r>
-          </w:p>
-          <w:p>
-            <w:pPr>
-              <w:rPr>
-                <w:color w:val="FF0000"/>
-              </w:rPr>
-            </w:pPr>
-            <w:r>
-              <w:rPr>
-                <w:color w:val="FF0000"/>
-              </w:rPr>
-              <w:t>B</w:t>
-            </w:r>
-          </w:p>
-          <w:p>
-            <w:pPr>
-              <w:rPr>
-                <w:color w:val="FF0000"/>
-              </w:rPr>
-            </w:pPr>
-            <w:r>
-              <w:rPr>
-                <w:color w:val="FF0000"/>
-              </w:rPr>
-              <w:t>C</w:t>
-            </w:r>
-          </w:p>
-          <w:p>
-            <w:pPr>
-              <w:rPr>
-                <w:color w:val="FF0000"/>
-              </w:rPr>
-            </w:pPr>
-            <w:r>
-              <w:rPr>
-                <w:color w:val="FF0000"/>
-              </w:rPr>
-              <w:t>D</w:t>
-            </w:r>
-          </w:p>
-          <w:p>
-            <w:pPr>
-              <w:rPr>
-                <w:color w:val="FF0000"/>
-              </w:rPr>
-            </w:pPr>
-            <w:r>
-              <w:rPr>
-                <w:color w:val="FF0000"/>
-              </w:rPr>
-              <w:t>E</w:t>
-            </w:r>
           </w:p>
         </w:tc>
         <w:tc>
@@ -2799,64 +2911,6 @@
                 <w:color w:val="FF0000"/>
               </w:rPr>
             </w:pPr>
-            <w:r>
-              <w:rPr>
-                <w:color w:val="FF0000"/>
-              </w:rPr>
-              <w:t>Công việc 1</w:t>
-            </w:r>
-          </w:p>
-          <w:p>
-            <w:pPr>
-              <w:rPr>
-                <w:color w:val="FF0000"/>
-              </w:rPr>
-            </w:pPr>
-            <w:r>
-              <w:rPr>
-                <w:color w:val="FF0000"/>
-              </w:rPr>
-              <w:t>Công việc 2</w:t>
-            </w:r>
-          </w:p>
-          <w:p>
-            <w:pPr>
-              <w:rPr>
-                <w:color w:val="FF0000"/>
-              </w:rPr>
-            </w:pPr>
-            <w:r>
-              <w:rPr>
-                <w:color w:val="FF0000"/>
-              </w:rPr>
-              <w:t>Công việc 3</w:t>
-            </w:r>
-          </w:p>
-          <w:p>
-            <w:pPr>
-              <w:rPr>
-                <w:color w:val="FF0000"/>
-              </w:rPr>
-            </w:pPr>
-            <w:r>
-              <w:rPr>
-                <w:color w:val="FF0000"/>
-              </w:rPr>
-              <w:t>Công việc 4</w:t>
-            </w:r>
-          </w:p>
-          <w:p>
-            <w:pPr>
-              <w:rPr>
-                <w:color w:val="FF0000"/>
-              </w:rPr>
-            </w:pPr>
-            <w:r>
-              <w:rPr>
-                <w:color w:val="FF0000"/>
-              </w:rPr>
-              <w:t>Công việc 5</w:t>
-            </w:r>
           </w:p>
         </w:tc>
         <w:tc>
@@ -2873,9 +2927,13 @@
         </w:tc>
       </w:tr>
       <w:tr>
+        <w:trPr>
+          <w:trHeight w:val="324"/>
+        </w:trPr>
         <w:tc>
           <w:tcPr>
             <w:tcW w:w="846" w:type="dxa"/>
+            <w:vMerge w:val="restart"/>
           </w:tcPr>
           <w:p>
             <w:pPr>
@@ -2888,6 +2946,948 @@
               <w:rPr>
                 <w:color w:val="FF0000"/>
               </w:rPr>
+              <w:t>2</w:t>
+            </w:r>
+          </w:p>
+        </w:tc>
+        <w:tc>
+          <w:tcPr>
+            <w:tcW w:w="2268" w:type="dxa"/>
+          </w:tcPr>
+          <w:p>
+            <w:pPr>
+              <w:rPr>
+                <w:color w:val="FF0000"/>
+              </w:rPr>
+            </w:pPr>
+            <w:r>
+              <w:rPr>
+                <w:color w:val="FF0000"/>
+              </w:rPr>
+              <w:t>A</w:t>
+            </w:r>
+          </w:p>
+          <w:p>
+            <w:pPr>
+              <w:rPr>
+                <w:color w:val="FF0000"/>
+              </w:rPr>
+            </w:pPr>
+            <w:r>
+              <w:rPr>
+                <w:color w:val="FF0000"/>
+              </w:rPr>
+              <w:t>B</w:t>
+            </w:r>
+          </w:p>
+        </w:tc>
+        <w:tc>
+          <w:tcPr>
+            <w:tcW w:w="5528" w:type="dxa"/>
+          </w:tcPr>
+          <w:p>
+            <w:pPr>
+              <w:rPr>
+                <w:color w:val="FF0000"/>
+              </w:rPr>
+            </w:pPr>
+            <w:r>
+              <w:rPr>
+                <w:color w:val="FF0000"/>
+              </w:rPr>
+              <w:t>Công việc 1</w:t>
+            </w:r>
+          </w:p>
+          <w:p>
+            <w:pPr>
+              <w:rPr>
+                <w:color w:val="FF0000"/>
+              </w:rPr>
+            </w:pPr>
+            <w:r>
+              <w:rPr>
+                <w:color w:val="FF0000"/>
+              </w:rPr>
+              <w:t>Công việc 2</w:t>
+            </w:r>
+          </w:p>
+        </w:tc>
+        <w:tc>
+          <w:tcPr>
+            <w:tcW w:w="4111" w:type="dxa"/>
+          </w:tcPr>
+          <w:p>
+            <w:pPr>
+              <w:rPr>
+                <w:color w:val="FF0000"/>
+              </w:rPr>
+            </w:pPr>
+          </w:p>
+        </w:tc>
+      </w:tr>
+      <w:tr>
+        <w:trPr>
+          <w:trHeight w:val="288"/>
+        </w:trPr>
+        <w:tc>
+          <w:tcPr>
+            <w:tcW w:w="846" w:type="dxa"/>
+            <w:vMerge/>
+          </w:tcPr>
+          <w:p>
+            <w:pPr>
+              <w:jc w:val="center"/>
+              <w:rPr>
+                <w:color w:val="FF0000"/>
+              </w:rPr>
+            </w:pPr>
+          </w:p>
+        </w:tc>
+        <w:tc>
+          <w:tcPr>
+            <w:tcW w:w="2268" w:type="dxa"/>
+          </w:tcPr>
+          <w:p>
+            <w:pPr>
+              <w:rPr>
+                <w:color w:val="FF0000"/>
+              </w:rPr>
+            </w:pPr>
+            <w:r>
+              <w:rPr>
+                <w:color w:val="FF0000"/>
+              </w:rPr>
+              <w:t>C</w:t>
+            </w:r>
+          </w:p>
+          <w:p>
+            <w:pPr>
+              <w:rPr>
+                <w:color w:val="FF0000"/>
+              </w:rPr>
+            </w:pPr>
+            <w:r>
+              <w:rPr>
+                <w:color w:val="FF0000"/>
+              </w:rPr>
+              <w:t>D</w:t>
+            </w:r>
+          </w:p>
+        </w:tc>
+        <w:tc>
+          <w:tcPr>
+            <w:tcW w:w="5528" w:type="dxa"/>
+          </w:tcPr>
+          <w:p>
+            <w:pPr>
+              <w:rPr>
+                <w:color w:val="FF0000"/>
+              </w:rPr>
+            </w:pPr>
+            <w:r>
+              <w:rPr>
+                <w:color w:val="FF0000"/>
+              </w:rPr>
+              <w:t>Công việc 3</w:t>
+            </w:r>
+          </w:p>
+          <w:p>
+            <w:pPr>
+              <w:rPr>
+                <w:color w:val="FF0000"/>
+              </w:rPr>
+            </w:pPr>
+            <w:r>
+              <w:rPr>
+                <w:color w:val="FF0000"/>
+              </w:rPr>
+              <w:t>Công việc 4</w:t>
+            </w:r>
+          </w:p>
+        </w:tc>
+        <w:tc>
+          <w:tcPr>
+            <w:tcW w:w="4111" w:type="dxa"/>
+          </w:tcPr>
+          <w:p>
+            <w:pPr>
+              <w:rPr>
+                <w:color w:val="FF0000"/>
+              </w:rPr>
+            </w:pPr>
+          </w:p>
+        </w:tc>
+      </w:tr>
+      <w:tr>
+        <w:trPr>
+          <w:trHeight w:val="444"/>
+        </w:trPr>
+        <w:tc>
+          <w:tcPr>
+            <w:tcW w:w="846" w:type="dxa"/>
+            <w:vMerge/>
+          </w:tcPr>
+          <w:p>
+            <w:pPr>
+              <w:jc w:val="center"/>
+              <w:rPr>
+                <w:color w:val="FF0000"/>
+              </w:rPr>
+            </w:pPr>
+          </w:p>
+        </w:tc>
+        <w:tc>
+          <w:tcPr>
+            <w:tcW w:w="2268" w:type="dxa"/>
+          </w:tcPr>
+          <w:p>
+            <w:pPr>
+              <w:rPr>
+                <w:color w:val="FF0000"/>
+              </w:rPr>
+            </w:pPr>
+            <w:r>
+              <w:rPr>
+                <w:color w:val="FF0000"/>
+              </w:rPr>
+              <w:t>E</w:t>
+            </w:r>
+          </w:p>
+        </w:tc>
+        <w:tc>
+          <w:tcPr>
+            <w:tcW w:w="5528" w:type="dxa"/>
+          </w:tcPr>
+          <w:p>
+            <w:pPr>
+              <w:rPr>
+                <w:color w:val="FF0000"/>
+              </w:rPr>
+            </w:pPr>
+            <w:r>
+              <w:rPr>
+                <w:color w:val="FF0000"/>
+              </w:rPr>
+              <w:t>Công việc 5</w:t>
+            </w:r>
+          </w:p>
+        </w:tc>
+        <w:tc>
+          <w:tcPr>
+            <w:tcW w:w="4111" w:type="dxa"/>
+          </w:tcPr>
+          <w:p>
+            <w:pPr>
+              <w:rPr>
+                <w:color w:val="FF0000"/>
+              </w:rPr>
+            </w:pPr>
+          </w:p>
+        </w:tc>
+      </w:tr>
+      <w:tr>
+        <w:trPr>
+          <w:trHeight w:val="408"/>
+        </w:trPr>
+        <w:tc>
+          <w:tcPr>
+            <w:tcW w:w="846" w:type="dxa"/>
+            <w:vMerge/>
+          </w:tcPr>
+          <w:p>
+            <w:pPr>
+              <w:jc w:val="center"/>
+              <w:rPr>
+                <w:color w:val="FF0000"/>
+              </w:rPr>
+            </w:pPr>
+          </w:p>
+        </w:tc>
+        <w:tc>
+          <w:tcPr>
+            <w:tcW w:w="2268" w:type="dxa"/>
+          </w:tcPr>
+          <w:p>
+            <w:pPr>
+              <w:rPr>
+                <w:color w:val="FF0000"/>
+              </w:rPr>
+            </w:pPr>
+          </w:p>
+        </w:tc>
+        <w:tc>
+          <w:tcPr>
+            <w:tcW w:w="5528" w:type="dxa"/>
+          </w:tcPr>
+          <w:p>
+            <w:pPr>
+              <w:rPr>
+                <w:color w:val="FF0000"/>
+              </w:rPr>
+            </w:pPr>
+          </w:p>
+        </w:tc>
+        <w:tc>
+          <w:tcPr>
+            <w:tcW w:w="4111" w:type="dxa"/>
+          </w:tcPr>
+          <w:p>
+            <w:pPr>
+              <w:rPr>
+                <w:color w:val="FF0000"/>
+              </w:rPr>
+            </w:pPr>
+          </w:p>
+        </w:tc>
+      </w:tr>
+      <w:tr>
+        <w:trPr>
+          <w:trHeight w:val="336"/>
+        </w:trPr>
+        <w:tc>
+          <w:tcPr>
+            <w:tcW w:w="846" w:type="dxa"/>
+            <w:vMerge w:val="restart"/>
+          </w:tcPr>
+          <w:p>
+            <w:pPr>
+              <w:jc w:val="center"/>
+              <w:rPr>
+                <w:color w:val="FF0000"/>
+              </w:rPr>
+            </w:pPr>
+            <w:r>
+              <w:rPr>
+                <w:color w:val="FF0000"/>
+              </w:rPr>
+              <w:t>3</w:t>
+            </w:r>
+          </w:p>
+        </w:tc>
+        <w:tc>
+          <w:tcPr>
+            <w:tcW w:w="2268" w:type="dxa"/>
+          </w:tcPr>
+          <w:p>
+            <w:pPr>
+              <w:rPr>
+                <w:color w:val="FF0000"/>
+              </w:rPr>
+            </w:pPr>
+            <w:r>
+              <w:rPr>
+                <w:color w:val="FF0000"/>
+              </w:rPr>
+              <w:t>A</w:t>
+            </w:r>
+          </w:p>
+          <w:p>
+            <w:pPr>
+              <w:rPr>
+                <w:color w:val="FF0000"/>
+              </w:rPr>
+            </w:pPr>
+            <w:r>
+              <w:rPr>
+                <w:color w:val="FF0000"/>
+              </w:rPr>
+              <w:t>B</w:t>
+            </w:r>
+          </w:p>
+        </w:tc>
+        <w:tc>
+          <w:tcPr>
+            <w:tcW w:w="5528" w:type="dxa"/>
+          </w:tcPr>
+          <w:p>
+            <w:pPr>
+              <w:rPr>
+                <w:color w:val="FF0000"/>
+              </w:rPr>
+            </w:pPr>
+            <w:r>
+              <w:rPr>
+                <w:color w:val="FF0000"/>
+              </w:rPr>
+              <w:t>Công việc 1</w:t>
+            </w:r>
+          </w:p>
+          <w:p>
+            <w:pPr>
+              <w:rPr>
+                <w:color w:val="FF0000"/>
+              </w:rPr>
+            </w:pPr>
+            <w:r>
+              <w:rPr>
+                <w:color w:val="FF0000"/>
+              </w:rPr>
+              <w:t>Công việc 2</w:t>
+            </w:r>
+          </w:p>
+        </w:tc>
+        <w:tc>
+          <w:tcPr>
+            <w:tcW w:w="4111" w:type="dxa"/>
+          </w:tcPr>
+          <w:p>
+            <w:pPr>
+              <w:rPr>
+                <w:color w:val="FF0000"/>
+              </w:rPr>
+            </w:pPr>
+          </w:p>
+        </w:tc>
+      </w:tr>
+      <w:tr>
+        <w:trPr>
+          <w:trHeight w:val="324"/>
+        </w:trPr>
+        <w:tc>
+          <w:tcPr>
+            <w:tcW w:w="846" w:type="dxa"/>
+            <w:vMerge/>
+          </w:tcPr>
+          <w:p>
+            <w:pPr>
+              <w:jc w:val="center"/>
+              <w:rPr>
+                <w:color w:val="FF0000"/>
+              </w:rPr>
+            </w:pPr>
+          </w:p>
+        </w:tc>
+        <w:tc>
+          <w:tcPr>
+            <w:tcW w:w="2268" w:type="dxa"/>
+          </w:tcPr>
+          <w:p>
+            <w:pPr>
+              <w:rPr>
+                <w:color w:val="FF0000"/>
+              </w:rPr>
+            </w:pPr>
+            <w:r>
+              <w:rPr>
+                <w:color w:val="FF0000"/>
+              </w:rPr>
+              <w:t>C</w:t>
+            </w:r>
+          </w:p>
+          <w:p>
+            <w:pPr>
+              <w:rPr>
+                <w:color w:val="FF0000"/>
+              </w:rPr>
+            </w:pPr>
+            <w:r>
+              <w:rPr>
+                <w:color w:val="FF0000"/>
+              </w:rPr>
+              <w:t>D</w:t>
+            </w:r>
+          </w:p>
+        </w:tc>
+        <w:tc>
+          <w:tcPr>
+            <w:tcW w:w="5528" w:type="dxa"/>
+          </w:tcPr>
+          <w:p>
+            <w:pPr>
+              <w:rPr>
+                <w:color w:val="FF0000"/>
+              </w:rPr>
+            </w:pPr>
+            <w:r>
+              <w:rPr>
+                <w:color w:val="FF0000"/>
+              </w:rPr>
+              <w:t>Công việc 3</w:t>
+            </w:r>
+          </w:p>
+          <w:p>
+            <w:pPr>
+              <w:rPr>
+                <w:color w:val="FF0000"/>
+              </w:rPr>
+            </w:pPr>
+            <w:r>
+              <w:rPr>
+                <w:color w:val="FF0000"/>
+              </w:rPr>
+              <w:t>Công việc 4</w:t>
+            </w:r>
+          </w:p>
+        </w:tc>
+        <w:tc>
+          <w:tcPr>
+            <w:tcW w:w="4111" w:type="dxa"/>
+          </w:tcPr>
+          <w:p>
+            <w:pPr>
+              <w:rPr>
+                <w:color w:val="FF0000"/>
+              </w:rPr>
+            </w:pPr>
+          </w:p>
+        </w:tc>
+      </w:tr>
+      <w:tr>
+        <w:trPr>
+          <w:trHeight w:val="492"/>
+        </w:trPr>
+        <w:tc>
+          <w:tcPr>
+            <w:tcW w:w="846" w:type="dxa"/>
+            <w:vMerge/>
+          </w:tcPr>
+          <w:p>
+            <w:pPr>
+              <w:jc w:val="center"/>
+              <w:rPr>
+                <w:color w:val="FF0000"/>
+              </w:rPr>
+            </w:pPr>
+          </w:p>
+        </w:tc>
+        <w:tc>
+          <w:tcPr>
+            <w:tcW w:w="2268" w:type="dxa"/>
+          </w:tcPr>
+          <w:p>
+            <w:pPr>
+              <w:rPr>
+                <w:color w:val="FF0000"/>
+              </w:rPr>
+            </w:pPr>
+            <w:r>
+              <w:rPr>
+                <w:color w:val="FF0000"/>
+              </w:rPr>
+              <w:t>E</w:t>
+            </w:r>
+          </w:p>
+        </w:tc>
+        <w:tc>
+          <w:tcPr>
+            <w:tcW w:w="5528" w:type="dxa"/>
+          </w:tcPr>
+          <w:p>
+            <w:pPr>
+              <w:rPr>
+                <w:color w:val="FF0000"/>
+              </w:rPr>
+            </w:pPr>
+            <w:r>
+              <w:rPr>
+                <w:color w:val="FF0000"/>
+              </w:rPr>
+              <w:t>Công việc 5</w:t>
+            </w:r>
+          </w:p>
+        </w:tc>
+        <w:tc>
+          <w:tcPr>
+            <w:tcW w:w="4111" w:type="dxa"/>
+          </w:tcPr>
+          <w:p>
+            <w:pPr>
+              <w:rPr>
+                <w:color w:val="FF0000"/>
+              </w:rPr>
+            </w:pPr>
+          </w:p>
+        </w:tc>
+      </w:tr>
+      <w:tr>
+        <w:trPr>
+          <w:trHeight w:val="312"/>
+        </w:trPr>
+        <w:tc>
+          <w:tcPr>
+            <w:tcW w:w="846" w:type="dxa"/>
+            <w:vMerge/>
+          </w:tcPr>
+          <w:p>
+            <w:pPr>
+              <w:jc w:val="center"/>
+              <w:rPr>
+                <w:color w:val="FF0000"/>
+              </w:rPr>
+            </w:pPr>
+          </w:p>
+        </w:tc>
+        <w:tc>
+          <w:tcPr>
+            <w:tcW w:w="2268" w:type="dxa"/>
+          </w:tcPr>
+          <w:p>
+            <w:pPr>
+              <w:rPr>
+                <w:color w:val="FF0000"/>
+              </w:rPr>
+            </w:pPr>
+          </w:p>
+        </w:tc>
+        <w:tc>
+          <w:tcPr>
+            <w:tcW w:w="5528" w:type="dxa"/>
+          </w:tcPr>
+          <w:p>
+            <w:pPr>
+              <w:rPr>
+                <w:color w:val="FF0000"/>
+              </w:rPr>
+            </w:pPr>
+          </w:p>
+        </w:tc>
+        <w:tc>
+          <w:tcPr>
+            <w:tcW w:w="4111" w:type="dxa"/>
+          </w:tcPr>
+          <w:p>
+            <w:pPr>
+              <w:rPr>
+                <w:color w:val="FF0000"/>
+              </w:rPr>
+            </w:pPr>
+          </w:p>
+        </w:tc>
+      </w:tr>
+      <w:tr>
+        <w:trPr>
+          <w:trHeight w:val="300"/>
+        </w:trPr>
+        <w:tc>
+          <w:tcPr>
+            <w:tcW w:w="846" w:type="dxa"/>
+            <w:vMerge w:val="restart"/>
+          </w:tcPr>
+          <w:p>
+            <w:pPr>
+              <w:jc w:val="center"/>
+              <w:rPr>
+                <w:color w:val="FF0000"/>
+              </w:rPr>
+            </w:pPr>
+            <w:r>
+              <w:rPr>
+                <w:color w:val="FF0000"/>
+              </w:rPr>
+              <w:t>4</w:t>
+            </w:r>
+          </w:p>
+        </w:tc>
+        <w:tc>
+          <w:tcPr>
+            <w:tcW w:w="2268" w:type="dxa"/>
+          </w:tcPr>
+          <w:p>
+            <w:pPr>
+              <w:rPr>
+                <w:color w:val="FF0000"/>
+              </w:rPr>
+            </w:pPr>
+            <w:r>
+              <w:rPr>
+                <w:color w:val="FF0000"/>
+              </w:rPr>
+              <w:t>A</w:t>
+            </w:r>
+          </w:p>
+          <w:p>
+            <w:pPr>
+              <w:rPr>
+                <w:color w:val="FF0000"/>
+              </w:rPr>
+            </w:pPr>
+            <w:r>
+              <w:rPr>
+                <w:color w:val="FF0000"/>
+              </w:rPr>
+              <w:t>B</w:t>
+            </w:r>
+          </w:p>
+        </w:tc>
+        <w:tc>
+          <w:tcPr>
+            <w:tcW w:w="5528" w:type="dxa"/>
+          </w:tcPr>
+          <w:p>
+            <w:pPr>
+              <w:rPr>
+                <w:color w:val="FF0000"/>
+              </w:rPr>
+            </w:pPr>
+            <w:r>
+              <w:rPr>
+                <w:color w:val="FF0000"/>
+              </w:rPr>
+              <w:t>Công việc 1</w:t>
+            </w:r>
+          </w:p>
+          <w:p>
+            <w:pPr>
+              <w:rPr>
+                <w:color w:val="FF0000"/>
+              </w:rPr>
+            </w:pPr>
+            <w:r>
+              <w:rPr>
+                <w:color w:val="FF0000"/>
+              </w:rPr>
+              <w:t>Công việc 2</w:t>
+            </w:r>
+          </w:p>
+        </w:tc>
+        <w:tc>
+          <w:tcPr>
+            <w:tcW w:w="4111" w:type="dxa"/>
+          </w:tcPr>
+          <w:p>
+            <w:pPr>
+              <w:rPr>
+                <w:color w:val="FF0000"/>
+              </w:rPr>
+            </w:pPr>
+          </w:p>
+        </w:tc>
+      </w:tr>
+      <w:tr>
+        <w:trPr>
+          <w:trHeight w:val="309"/>
+        </w:trPr>
+        <w:tc>
+          <w:tcPr>
+            <w:tcW w:w="846" w:type="dxa"/>
+            <w:vMerge/>
+          </w:tcPr>
+          <w:p>
+            <w:pPr>
+              <w:jc w:val="center"/>
+              <w:rPr>
+                <w:color w:val="FF0000"/>
+              </w:rPr>
+            </w:pPr>
+          </w:p>
+        </w:tc>
+        <w:tc>
+          <w:tcPr>
+            <w:tcW w:w="2268" w:type="dxa"/>
+          </w:tcPr>
+          <w:p>
+            <w:pPr>
+              <w:rPr>
+                <w:color w:val="FF0000"/>
+              </w:rPr>
+            </w:pPr>
+            <w:r>
+              <w:rPr>
+                <w:color w:val="FF0000"/>
+              </w:rPr>
+              <w:t>C</w:t>
+            </w:r>
+          </w:p>
+          <w:p>
+            <w:pPr>
+              <w:rPr>
+                <w:color w:val="FF0000"/>
+              </w:rPr>
+            </w:pPr>
+            <w:r>
+              <w:rPr>
+                <w:color w:val="FF0000"/>
+              </w:rPr>
+              <w:t>D</w:t>
+            </w:r>
+          </w:p>
+        </w:tc>
+        <w:tc>
+          <w:tcPr>
+            <w:tcW w:w="5528" w:type="dxa"/>
+          </w:tcPr>
+          <w:p>
+            <w:pPr>
+              <w:rPr>
+                <w:color w:val="FF0000"/>
+              </w:rPr>
+            </w:pPr>
+            <w:r>
+              <w:rPr>
+                <w:color w:val="FF0000"/>
+              </w:rPr>
+              <w:t>Công việc 3</w:t>
+            </w:r>
+          </w:p>
+          <w:p>
+            <w:pPr>
+              <w:rPr>
+                <w:color w:val="FF0000"/>
+              </w:rPr>
+            </w:pPr>
+            <w:r>
+              <w:rPr>
+                <w:color w:val="FF0000"/>
+              </w:rPr>
+              <w:t>Công việc 4</w:t>
+            </w:r>
+          </w:p>
+        </w:tc>
+        <w:tc>
+          <w:tcPr>
+            <w:tcW w:w="4111" w:type="dxa"/>
+          </w:tcPr>
+          <w:p>
+            <w:pPr>
+              <w:rPr>
+                <w:color w:val="FF0000"/>
+              </w:rPr>
+            </w:pPr>
+          </w:p>
+        </w:tc>
+      </w:tr>
+      <w:tr>
+        <w:trPr>
+          <w:trHeight w:val="336"/>
+        </w:trPr>
+        <w:tc>
+          <w:tcPr>
+            <w:tcW w:w="846" w:type="dxa"/>
+            <w:vMerge/>
+          </w:tcPr>
+          <w:p>
+            <w:pPr>
+              <w:jc w:val="center"/>
+              <w:rPr>
+                <w:color w:val="FF0000"/>
+              </w:rPr>
+            </w:pPr>
+          </w:p>
+        </w:tc>
+        <w:tc>
+          <w:tcPr>
+            <w:tcW w:w="2268" w:type="dxa"/>
+          </w:tcPr>
+          <w:p>
+            <w:pPr>
+              <w:rPr>
+                <w:color w:val="FF0000"/>
+              </w:rPr>
+            </w:pPr>
+            <w:r>
+              <w:rPr>
+                <w:color w:val="FF0000"/>
+              </w:rPr>
+              <w:t>E</w:t>
+            </w:r>
+          </w:p>
+        </w:tc>
+        <w:tc>
+          <w:tcPr>
+            <w:tcW w:w="5528" w:type="dxa"/>
+          </w:tcPr>
+          <w:p>
+            <w:pPr>
+              <w:rPr>
+                <w:color w:val="FF0000"/>
+              </w:rPr>
+            </w:pPr>
+            <w:r>
+              <w:rPr>
+                <w:color w:val="FF0000"/>
+              </w:rPr>
+              <w:t>Công việc 5</w:t>
+            </w:r>
+          </w:p>
+        </w:tc>
+        <w:tc>
+          <w:tcPr>
+            <w:tcW w:w="4111" w:type="dxa"/>
+          </w:tcPr>
+          <w:p>
+            <w:pPr>
+              <w:rPr>
+                <w:color w:val="FF0000"/>
+              </w:rPr>
+            </w:pPr>
+          </w:p>
+        </w:tc>
+      </w:tr>
+      <w:tr>
+        <w:trPr>
+          <w:trHeight w:val="228"/>
+        </w:trPr>
+        <w:tc>
+          <w:tcPr>
+            <w:tcW w:w="846" w:type="dxa"/>
+            <w:vMerge/>
+          </w:tcPr>
+          <w:p>
+            <w:pPr>
+              <w:jc w:val="center"/>
+              <w:rPr>
+                <w:color w:val="FF0000"/>
+              </w:rPr>
+            </w:pPr>
+          </w:p>
+        </w:tc>
+        <w:tc>
+          <w:tcPr>
+            <w:tcW w:w="2268" w:type="dxa"/>
+          </w:tcPr>
+          <w:p>
+            <w:pPr>
+              <w:rPr>
+                <w:color w:val="FF0000"/>
+              </w:rPr>
+            </w:pPr>
+          </w:p>
+        </w:tc>
+        <w:tc>
+          <w:tcPr>
+            <w:tcW w:w="5528" w:type="dxa"/>
+          </w:tcPr>
+          <w:p>
+            <w:pPr>
+              <w:rPr>
+                <w:color w:val="FF0000"/>
+              </w:rPr>
+            </w:pPr>
+          </w:p>
+        </w:tc>
+        <w:tc>
+          <w:tcPr>
+            <w:tcW w:w="4111" w:type="dxa"/>
+          </w:tcPr>
+          <w:p>
+            <w:pPr>
+              <w:rPr>
+                <w:color w:val="FF0000"/>
+              </w:rPr>
+            </w:pPr>
+          </w:p>
+        </w:tc>
+      </w:tr>
+      <w:tr>
+        <w:trPr>
+          <w:trHeight w:val="324"/>
+        </w:trPr>
+        <w:tc>
+          <w:tcPr>
+            <w:tcW w:w="846" w:type="dxa"/>
+            <w:vMerge w:val="restart"/>
+          </w:tcPr>
+          <w:p>
+            <w:pPr>
+              <w:jc w:val="center"/>
+              <w:rPr>
+                <w:color w:val="FF0000"/>
+              </w:rPr>
+            </w:pPr>
+            <w:r>
+              <w:rPr>
+                <w:color w:val="FF0000"/>
+              </w:rPr>
               <w:t>5</w:t>
             </w:r>
           </w:p>
@@ -2922,6 +3922,73 @@
               <w:t>B</w:t>
             </w:r>
           </w:p>
+        </w:tc>
+        <w:tc>
+          <w:tcPr>
+            <w:tcW w:w="5528" w:type="dxa"/>
+          </w:tcPr>
+          <w:p>
+            <w:pPr>
+              <w:rPr>
+                <w:color w:val="FF0000"/>
+              </w:rPr>
+            </w:pPr>
+            <w:r>
+              <w:rPr>
+                <w:color w:val="FF0000"/>
+              </w:rPr>
+              <w:t>Công việc 1</w:t>
+            </w:r>
+          </w:p>
+          <w:p>
+            <w:pPr>
+              <w:rPr>
+                <w:color w:val="FF0000"/>
+              </w:rPr>
+            </w:pPr>
+            <w:r>
+              <w:rPr>
+                <w:color w:val="FF0000"/>
+              </w:rPr>
+              <w:t>Công việc 2</w:t>
+            </w:r>
+          </w:p>
+        </w:tc>
+        <w:tc>
+          <w:tcPr>
+            <w:tcW w:w="4111" w:type="dxa"/>
+          </w:tcPr>
+          <w:p>
+            <w:pPr>
+              <w:rPr>
+                <w:color w:val="FF0000"/>
+              </w:rPr>
+            </w:pPr>
+          </w:p>
+        </w:tc>
+      </w:tr>
+      <w:tr>
+        <w:trPr>
+          <w:trHeight w:val="300"/>
+        </w:trPr>
+        <w:tc>
+          <w:tcPr>
+            <w:tcW w:w="846" w:type="dxa"/>
+            <w:vMerge/>
+          </w:tcPr>
+          <w:p>
+            <w:pPr>
+              <w:jc w:val="center"/>
+              <w:rPr>
+                <w:color w:val="FF0000"/>
+              </w:rPr>
+            </w:pPr>
+          </w:p>
+        </w:tc>
+        <w:tc>
+          <w:tcPr>
+            <w:tcW w:w="2268" w:type="dxa"/>
+          </w:tcPr>
           <w:p>
             <w:pPr>
               <w:rPr>
@@ -2945,10 +4012,76 @@
               <w:rPr>
                 <w:color w:val="FF0000"/>
               </w:rPr>
-              <w:lastRenderedPageBreak/>
               <w:t>D</w:t>
             </w:r>
           </w:p>
+        </w:tc>
+        <w:tc>
+          <w:tcPr>
+            <w:tcW w:w="5528" w:type="dxa"/>
+          </w:tcPr>
+          <w:p>
+            <w:pPr>
+              <w:rPr>
+                <w:color w:val="FF0000"/>
+              </w:rPr>
+            </w:pPr>
+            <w:r>
+              <w:rPr>
+                <w:color w:val="FF0000"/>
+              </w:rPr>
+              <w:t>Công việc 3</w:t>
+            </w:r>
+          </w:p>
+          <w:p>
+            <w:pPr>
+              <w:rPr>
+                <w:color w:val="FF0000"/>
+              </w:rPr>
+            </w:pPr>
+            <w:r>
+              <w:rPr>
+                <w:color w:val="FF0000"/>
+              </w:rPr>
+              <w:t>Công việc 4</w:t>
+            </w:r>
+          </w:p>
+        </w:tc>
+        <w:tc>
+          <w:tcPr>
+            <w:tcW w:w="4111" w:type="dxa"/>
+          </w:tcPr>
+          <w:p>
+            <w:pPr>
+              <w:rPr>
+                <w:color w:val="FF0000"/>
+              </w:rPr>
+            </w:pPr>
+          </w:p>
+        </w:tc>
+      </w:tr>
+      <w:tr>
+        <w:trPr>
+          <w:trHeight w:val="492"/>
+        </w:trPr>
+        <w:tc>
+          <w:tcPr>
+            <w:tcW w:w="846" w:type="dxa"/>
+            <w:vMerge/>
+          </w:tcPr>
+          <w:p>
+            <w:pPr>
+              <w:jc w:val="center"/>
+              <w:rPr>
+                <w:color w:val="FF0000"/>
+              </w:rPr>
+            </w:pPr>
+          </w:p>
+        </w:tc>
+        <w:tc>
+          <w:tcPr>
+            <w:tcW w:w="2268" w:type="dxa"/>
+          </w:tcPr>
           <w:p>
             <w:pPr>
               <w:rPr>
@@ -2977,62 +4110,63 @@
               <w:rPr>
                 <w:color w:val="FF0000"/>
               </w:rPr>
-              <w:lastRenderedPageBreak/>
-              <w:t>Công việc 1</w:t>
-            </w:r>
-          </w:p>
-          <w:p>
-            <w:pPr>
-              <w:rPr>
-                <w:color w:val="FF0000"/>
-              </w:rPr>
-            </w:pPr>
-            <w:r>
-              <w:rPr>
-                <w:color w:val="FF0000"/>
-              </w:rPr>
-              <w:t>Công việc 2</w:t>
-            </w:r>
-          </w:p>
-          <w:p>
-            <w:pPr>
-              <w:rPr>
-                <w:color w:val="FF0000"/>
-              </w:rPr>
-            </w:pPr>
-            <w:r>
-              <w:rPr>
-                <w:color w:val="FF0000"/>
-              </w:rPr>
-              <w:t>Công việc 3</w:t>
-            </w:r>
-          </w:p>
-          <w:p>
-            <w:pPr>
-              <w:rPr>
-                <w:color w:val="FF0000"/>
-              </w:rPr>
-            </w:pPr>
-            <w:r>
-              <w:rPr>
-                <w:color w:val="FF0000"/>
-              </w:rPr>
-              <w:lastRenderedPageBreak/>
-              <w:t>Công việc 4</w:t>
-            </w:r>
-          </w:p>
-          <w:p>
-            <w:pPr>
-              <w:rPr>
-                <w:color w:val="FF0000"/>
-              </w:rPr>
-            </w:pPr>
-            <w:r>
-              <w:rPr>
-                <w:color w:val="FF0000"/>
-              </w:rPr>
               <w:t>Công việc 5</w:t>
             </w:r>
+          </w:p>
+        </w:tc>
+        <w:tc>
+          <w:tcPr>
+            <w:tcW w:w="4111" w:type="dxa"/>
+          </w:tcPr>
+          <w:p>
+            <w:pPr>
+              <w:rPr>
+                <w:color w:val="FF0000"/>
+              </w:rPr>
+            </w:pPr>
+          </w:p>
+        </w:tc>
+      </w:tr>
+      <w:tr>
+        <w:trPr>
+          <w:trHeight w:val="348"/>
+        </w:trPr>
+        <w:tc>
+          <w:tcPr>
+            <w:tcW w:w="846" w:type="dxa"/>
+            <w:vMerge/>
+          </w:tcPr>
+          <w:p>
+            <w:pPr>
+              <w:jc w:val="center"/>
+              <w:rPr>
+                <w:color w:val="FF0000"/>
+              </w:rPr>
+            </w:pPr>
+          </w:p>
+        </w:tc>
+        <w:tc>
+          <w:tcPr>
+            <w:tcW w:w="2268" w:type="dxa"/>
+          </w:tcPr>
+          <w:p>
+            <w:pPr>
+              <w:rPr>
+                <w:color w:val="FF0000"/>
+              </w:rPr>
+            </w:pPr>
+          </w:p>
+        </w:tc>
+        <w:tc>
+          <w:tcPr>
+            <w:tcW w:w="5528" w:type="dxa"/>
+          </w:tcPr>
+          <w:p>
+            <w:pPr>
+              <w:rPr>
+                <w:color w:val="FF0000"/>
+              </w:rPr>
+            </w:pPr>
           </w:p>
         </w:tc>
         <w:tc>
@@ -4280,6 +5414,7 @@
   <w:style w:type="paragraph" w:default="1" w:styleId="Normal">
     <w:name w:val="Normal"/>
     <w:qFormat/>
+    <w:rsid w:val="00895982"/>
   </w:style>
   <w:style w:type="character" w:default="1" w:styleId="DefaultParagraphFont">
     <w:name w:val="Default Paragraph Font"/>

--- a/Phiếu_BÁO CÁO HỌC TẬP CÁ NHÂN NHÓM.docx
+++ b/Phiếu_BÁO CÁO HỌC TẬP CÁ NHÂN NHÓM.docx
@@ -810,7 +810,19 @@
               <w:rPr>
                 <w:color w:val="FF0000"/>
               </w:rPr>
-              <w:t>Tìm hiểu về các ứng dụng thực tế của AES</w:t>
+              <w:t>Tìm hiểu</w:t>
+            </w:r>
+            <w:r>
+              <w:rPr>
+                <w:color w:val="FF0000"/>
+              </w:rPr>
+              <w:t xml:space="preserve"> phần 2.2.3</w:t>
+            </w:r>
+            <w:r>
+              <w:rPr>
+                <w:color w:val="FF0000"/>
+              </w:rPr>
+              <w:t xml:space="preserve"> về các ứng dụng thực tế của AES</w:t>
             </w:r>
           </w:p>
         </w:tc>
@@ -902,7 +914,19 @@
               <w:rPr>
                 <w:color w:val="FF0000"/>
               </w:rPr>
-              <w:t>Tìm hiểu về lịch sử hình thành và các thông số kỹ thuật của AES</w:t>
+              <w:t>Tìm hiểu</w:t>
+            </w:r>
+            <w:r>
+              <w:rPr>
+                <w:color w:val="FF0000"/>
+              </w:rPr>
+              <w:t xml:space="preserve"> phần 2.2.1 và 2.2.2</w:t>
+            </w:r>
+            <w:r>
+              <w:rPr>
+                <w:color w:val="FF0000"/>
+              </w:rPr>
+              <w:t xml:space="preserve"> về lịch sử hình thành và các thông số kỹ thuật của AES</w:t>
             </w:r>
           </w:p>
         </w:tc>
@@ -920,7 +944,13 @@
               <w:rPr>
                 <w:color w:val="FF0000"/>
               </w:rPr>
-              <w:t>Có bản word chứa nội dung cần tìm hiểu nhưng nội dung hơi dài</w:t>
+              <w:t>Có bản word chứa nội dung cần tìm hiể</w:t>
+            </w:r>
+            <w:r>
+              <w:rPr>
+                <w:color w:val="FF0000"/>
+              </w:rPr>
+              <w:t xml:space="preserve">u </w:t>
             </w:r>
           </w:p>
         </w:tc>
@@ -988,7 +1018,19 @@
               <w:rPr>
                 <w:color w:val="FF0000"/>
               </w:rPr>
-              <w:t>Tìm hiểu về bản chất và nguyên lý hoạt động của AES</w:t>
+              <w:t>Tìm hiểu</w:t>
+            </w:r>
+            <w:r>
+              <w:rPr>
+                <w:color w:val="FF0000"/>
+              </w:rPr>
+              <w:t xml:space="preserve"> phần 2.1</w:t>
+            </w:r>
+            <w:r>
+              <w:rPr>
+                <w:color w:val="FF0000"/>
+              </w:rPr>
+              <w:t xml:space="preserve"> về bản chất và nguyên lý hoạt động của AES</w:t>
             </w:r>
           </w:p>
         </w:tc>
@@ -1006,7 +1048,855 @@
               <w:rPr>
                 <w:color w:val="FF0000"/>
               </w:rPr>
-              <w:t>Có bản word chứa nội dung cần tìm hiểu, chưa có ảnh minh họa</w:t>
+              <w:t>Có bản word chứa nội dung cần tìm hiể</w:t>
+            </w:r>
+            <w:r>
+              <w:rPr>
+                <w:color w:val="FF0000"/>
+              </w:rPr>
+              <w:t>u</w:t>
+            </w:r>
+          </w:p>
+        </w:tc>
+        <w:tc>
+          <w:tcPr>
+            <w:tcW w:w="3118" w:type="dxa"/>
+            <w:vMerge/>
+          </w:tcPr>
+          <w:p>
+            <w:pPr>
+              <w:rPr>
+                <w:color w:val="FF0000"/>
+              </w:rPr>
+            </w:pPr>
+          </w:p>
+        </w:tc>
+      </w:tr>
+      <w:tr>
+        <w:trPr>
+          <w:trHeight w:val="324"/>
+        </w:trPr>
+        <w:tc>
+          <w:tcPr>
+            <w:tcW w:w="846" w:type="dxa"/>
+            <w:vMerge w:val="restart"/>
+          </w:tcPr>
+          <w:p>
+            <w:pPr>
+              <w:jc w:val="center"/>
+              <w:rPr>
+                <w:color w:val="FF0000"/>
+              </w:rPr>
+            </w:pPr>
+            <w:r>
+              <w:rPr>
+                <w:color w:val="FF0000"/>
+              </w:rPr>
+              <w:t>3</w:t>
+            </w:r>
+          </w:p>
+        </w:tc>
+        <w:tc>
+          <w:tcPr>
+            <w:tcW w:w="2268" w:type="dxa"/>
+          </w:tcPr>
+          <w:p>
+            <w:pPr>
+              <w:rPr>
+                <w:color w:val="FF0000"/>
+              </w:rPr>
+            </w:pPr>
+            <w:r>
+              <w:rPr>
+                <w:color w:val="FF0000"/>
+              </w:rPr>
+              <w:t>Lê Hà Quang</w:t>
+            </w:r>
+          </w:p>
+        </w:tc>
+        <w:tc>
+          <w:tcPr>
+            <w:tcW w:w="3827" w:type="dxa"/>
+          </w:tcPr>
+          <w:p>
+            <w:pPr>
+              <w:rPr>
+                <w:color w:val="FF0000"/>
+              </w:rPr>
+            </w:pPr>
+            <w:r>
+              <w:rPr>
+                <w:color w:val="FF0000"/>
+              </w:rPr>
+              <w:t>Thiết kế giao diện demo chương trình bằng c#</w:t>
+            </w:r>
+          </w:p>
+        </w:tc>
+        <w:tc>
+          <w:tcPr>
+            <w:tcW w:w="3119" w:type="dxa"/>
+          </w:tcPr>
+          <w:p>
+            <w:pPr>
+              <w:rPr>
+                <w:color w:val="FF0000"/>
+              </w:rPr>
+            </w:pPr>
+            <w:r>
+              <w:rPr>
+                <w:color w:val="FF0000"/>
+              </w:rPr>
+              <w:t>Có code phần giao diện</w:t>
+            </w:r>
+          </w:p>
+        </w:tc>
+        <w:tc>
+          <w:tcPr>
+            <w:tcW w:w="3118" w:type="dxa"/>
+            <w:vMerge w:val="restart"/>
+          </w:tcPr>
+          <w:p>
+            <w:pPr>
+              <w:rPr>
+                <w:color w:val="FF0000"/>
+              </w:rPr>
+            </w:pPr>
+          </w:p>
+        </w:tc>
+      </w:tr>
+      <w:tr>
+        <w:trPr>
+          <w:trHeight w:val="276"/>
+        </w:trPr>
+        <w:tc>
+          <w:tcPr>
+            <w:tcW w:w="846" w:type="dxa"/>
+            <w:vMerge/>
+          </w:tcPr>
+          <w:p>
+            <w:pPr>
+              <w:jc w:val="center"/>
+              <w:rPr>
+                <w:color w:val="FF0000"/>
+              </w:rPr>
+            </w:pPr>
+          </w:p>
+        </w:tc>
+        <w:tc>
+          <w:tcPr>
+            <w:tcW w:w="2268" w:type="dxa"/>
+          </w:tcPr>
+          <w:p>
+            <w:pPr>
+              <w:rPr>
+                <w:color w:val="FF0000"/>
+              </w:rPr>
+            </w:pPr>
+            <w:r>
+              <w:rPr>
+                <w:color w:val="FF0000"/>
+              </w:rPr>
+              <w:t>Vũ Ngọc Quang</w:t>
+            </w:r>
+          </w:p>
+        </w:tc>
+        <w:tc>
+          <w:tcPr>
+            <w:tcW w:w="3827" w:type="dxa"/>
+          </w:tcPr>
+          <w:p>
+            <w:pPr>
+              <w:rPr>
+                <w:color w:val="FF0000"/>
+              </w:rPr>
+            </w:pPr>
+            <w:r>
+              <w:rPr>
+                <w:color w:val="FF0000"/>
+              </w:rPr>
+              <w:t>Thiết kế giao diện demo chương trình bằng c++</w:t>
+            </w:r>
+          </w:p>
+        </w:tc>
+        <w:tc>
+          <w:tcPr>
+            <w:tcW w:w="3119" w:type="dxa"/>
+          </w:tcPr>
+          <w:p>
+            <w:pPr>
+              <w:rPr>
+                <w:color w:val="FF0000"/>
+              </w:rPr>
+            </w:pPr>
+            <w:r>
+              <w:rPr>
+                <w:color w:val="FF0000"/>
+              </w:rPr>
+              <w:t>Có code phần giao diện</w:t>
+            </w:r>
+          </w:p>
+        </w:tc>
+        <w:tc>
+          <w:tcPr>
+            <w:tcW w:w="3118" w:type="dxa"/>
+            <w:vMerge/>
+          </w:tcPr>
+          <w:p>
+            <w:pPr>
+              <w:rPr>
+                <w:color w:val="FF0000"/>
+              </w:rPr>
+            </w:pPr>
+          </w:p>
+        </w:tc>
+      </w:tr>
+      <w:tr>
+        <w:trPr>
+          <w:trHeight w:val="312"/>
+        </w:trPr>
+        <w:tc>
+          <w:tcPr>
+            <w:tcW w:w="846" w:type="dxa"/>
+            <w:vMerge/>
+          </w:tcPr>
+          <w:p>
+            <w:pPr>
+              <w:jc w:val="center"/>
+              <w:rPr>
+                <w:color w:val="FF0000"/>
+              </w:rPr>
+            </w:pPr>
+          </w:p>
+        </w:tc>
+        <w:tc>
+          <w:tcPr>
+            <w:tcW w:w="2268" w:type="dxa"/>
+          </w:tcPr>
+          <w:p>
+            <w:pPr>
+              <w:rPr>
+                <w:color w:val="FF0000"/>
+              </w:rPr>
+            </w:pPr>
+            <w:r>
+              <w:rPr>
+                <w:color w:val="FF0000"/>
+              </w:rPr>
+              <w:t>Phạm Hiếu Kỳ</w:t>
+            </w:r>
+          </w:p>
+        </w:tc>
+        <w:tc>
+          <w:tcPr>
+            <w:tcW w:w="3827" w:type="dxa"/>
+          </w:tcPr>
+          <w:p>
+            <w:pPr>
+              <w:rPr>
+                <w:color w:val="FF0000"/>
+              </w:rPr>
+            </w:pPr>
+            <w:r>
+              <w:rPr>
+                <w:color w:val="FF0000"/>
+              </w:rPr>
+              <w:t>Thực thi chức năng demo</w:t>
+            </w:r>
+            <w:r>
+              <w:rPr>
+                <w:color w:val="FF0000"/>
+              </w:rPr>
+              <w:t xml:space="preserve"> bằng ngôn ngữ c++</w:t>
+            </w:r>
+            <w:r>
+              <w:rPr>
+                <w:color w:val="FF0000"/>
+              </w:rPr>
+              <w:t xml:space="preserve"> từ phần giao diện đã làm</w:t>
+            </w:r>
+          </w:p>
+        </w:tc>
+        <w:tc>
+          <w:tcPr>
+            <w:tcW w:w="3119" w:type="dxa"/>
+          </w:tcPr>
+          <w:p>
+            <w:pPr>
+              <w:rPr>
+                <w:color w:val="FF0000"/>
+              </w:rPr>
+            </w:pPr>
+            <w:r>
+              <w:rPr>
+                <w:color w:val="FF0000"/>
+              </w:rPr>
+              <w:t>Có demo chương trình hoàn chỉnh</w:t>
+            </w:r>
+          </w:p>
+        </w:tc>
+        <w:tc>
+          <w:tcPr>
+            <w:tcW w:w="3118" w:type="dxa"/>
+            <w:vMerge/>
+          </w:tcPr>
+          <w:p>
+            <w:pPr>
+              <w:rPr>
+                <w:color w:val="FF0000"/>
+              </w:rPr>
+            </w:pPr>
+          </w:p>
+        </w:tc>
+      </w:tr>
+      <w:tr>
+        <w:trPr>
+          <w:trHeight w:val="564"/>
+        </w:trPr>
+        <w:tc>
+          <w:tcPr>
+            <w:tcW w:w="846" w:type="dxa"/>
+            <w:vMerge/>
+          </w:tcPr>
+          <w:p>
+            <w:pPr>
+              <w:jc w:val="center"/>
+              <w:rPr>
+                <w:color w:val="FF0000"/>
+              </w:rPr>
+            </w:pPr>
+          </w:p>
+        </w:tc>
+        <w:tc>
+          <w:tcPr>
+            <w:tcW w:w="2268" w:type="dxa"/>
+          </w:tcPr>
+          <w:p>
+            <w:pPr>
+              <w:rPr>
+                <w:color w:val="FF0000"/>
+              </w:rPr>
+            </w:pPr>
+            <w:r>
+              <w:rPr>
+                <w:color w:val="FF0000"/>
+              </w:rPr>
+              <w:t>Nguyễn Duy Thành</w:t>
+            </w:r>
+          </w:p>
+        </w:tc>
+        <w:tc>
+          <w:tcPr>
+            <w:tcW w:w="3827" w:type="dxa"/>
+          </w:tcPr>
+          <w:p>
+            <w:pPr>
+              <w:rPr>
+                <w:color w:val="FF0000"/>
+              </w:rPr>
+            </w:pPr>
+            <w:r>
+              <w:rPr>
+                <w:color w:val="FF0000"/>
+              </w:rPr>
+              <w:t>Thực thi chức năng demo bằng ngôn ngữ c# từ phần giao diện đã làm</w:t>
+            </w:r>
+          </w:p>
+        </w:tc>
+        <w:tc>
+          <w:tcPr>
+            <w:tcW w:w="3119" w:type="dxa"/>
+          </w:tcPr>
+          <w:p>
+            <w:pPr>
+              <w:rPr>
+                <w:color w:val="FF0000"/>
+              </w:rPr>
+            </w:pPr>
+            <w:r>
+              <w:rPr>
+                <w:color w:val="FF0000"/>
+              </w:rPr>
+              <w:t>Có demo chương trình hoàn chỉnh</w:t>
+            </w:r>
+          </w:p>
+        </w:tc>
+        <w:tc>
+          <w:tcPr>
+            <w:tcW w:w="3118" w:type="dxa"/>
+            <w:vMerge/>
+          </w:tcPr>
+          <w:p>
+            <w:pPr>
+              <w:rPr>
+                <w:color w:val="FF0000"/>
+              </w:rPr>
+            </w:pPr>
+          </w:p>
+        </w:tc>
+      </w:tr>
+      <w:tr>
+        <w:trPr>
+          <w:trHeight w:val="324"/>
+        </w:trPr>
+        <w:tc>
+          <w:tcPr>
+            <w:tcW w:w="846" w:type="dxa"/>
+            <w:vMerge w:val="restart"/>
+          </w:tcPr>
+          <w:p>
+            <w:pPr>
+              <w:jc w:val="center"/>
+              <w:rPr>
+                <w:color w:val="FF0000"/>
+              </w:rPr>
+            </w:pPr>
+            <w:r>
+              <w:rPr>
+                <w:color w:val="FF0000"/>
+              </w:rPr>
+              <w:t>4</w:t>
+            </w:r>
+          </w:p>
+        </w:tc>
+        <w:tc>
+          <w:tcPr>
+            <w:tcW w:w="2268" w:type="dxa"/>
+          </w:tcPr>
+          <w:p>
+            <w:pPr>
+              <w:rPr>
+                <w:color w:val="FF0000"/>
+              </w:rPr>
+            </w:pPr>
+            <w:r>
+              <w:rPr>
+                <w:color w:val="FF0000"/>
+              </w:rPr>
+              <w:t>Lê Hà Quang</w:t>
+            </w:r>
+          </w:p>
+        </w:tc>
+        <w:tc>
+          <w:tcPr>
+            <w:tcW w:w="3827" w:type="dxa"/>
+          </w:tcPr>
+          <w:p>
+            <w:pPr>
+              <w:rPr>
+                <w:color w:val="FF0000"/>
+              </w:rPr>
+            </w:pPr>
+            <w:r>
+              <w:rPr>
+                <w:color w:val="FF0000"/>
+              </w:rPr>
+              <w:t>Viết báo cáo phần 2.4 thiết kế chương trình và cài đặt thuật toán</w:t>
+            </w:r>
+          </w:p>
+        </w:tc>
+        <w:tc>
+          <w:tcPr>
+            <w:tcW w:w="3119" w:type="dxa"/>
+          </w:tcPr>
+          <w:p>
+            <w:pPr>
+              <w:rPr>
+                <w:color w:val="FF0000"/>
+              </w:rPr>
+            </w:pPr>
+          </w:p>
+        </w:tc>
+        <w:tc>
+          <w:tcPr>
+            <w:tcW w:w="3118" w:type="dxa"/>
+            <w:vMerge w:val="restart"/>
+          </w:tcPr>
+          <w:p>
+            <w:pPr>
+              <w:rPr>
+                <w:color w:val="FF0000"/>
+              </w:rPr>
+            </w:pPr>
+          </w:p>
+        </w:tc>
+      </w:tr>
+      <w:tr>
+        <w:trPr>
+          <w:trHeight w:val="324"/>
+        </w:trPr>
+        <w:tc>
+          <w:tcPr>
+            <w:tcW w:w="846" w:type="dxa"/>
+            <w:vMerge/>
+          </w:tcPr>
+          <w:p>
+            <w:pPr>
+              <w:jc w:val="center"/>
+              <w:rPr>
+                <w:color w:val="FF0000"/>
+              </w:rPr>
+            </w:pPr>
+          </w:p>
+        </w:tc>
+        <w:tc>
+          <w:tcPr>
+            <w:tcW w:w="2268" w:type="dxa"/>
+          </w:tcPr>
+          <w:p>
+            <w:pPr>
+              <w:rPr>
+                <w:color w:val="FF0000"/>
+              </w:rPr>
+            </w:pPr>
+            <w:r>
+              <w:rPr>
+                <w:color w:val="FF0000"/>
+              </w:rPr>
+              <w:t>Vũ Ngọc Quang</w:t>
+            </w:r>
+          </w:p>
+        </w:tc>
+        <w:tc>
+          <w:tcPr>
+            <w:tcW w:w="3827" w:type="dxa"/>
+          </w:tcPr>
+          <w:p>
+            <w:pPr>
+              <w:rPr>
+                <w:color w:val="FF0000"/>
+              </w:rPr>
+            </w:pPr>
+            <w:r>
+              <w:rPr>
+                <w:color w:val="FF0000"/>
+              </w:rPr>
+              <w:t>Viết báo cáo phần 3.2 bài học kinh nghiệm</w:t>
+            </w:r>
+          </w:p>
+        </w:tc>
+        <w:tc>
+          <w:tcPr>
+            <w:tcW w:w="3119" w:type="dxa"/>
+          </w:tcPr>
+          <w:p>
+            <w:pPr>
+              <w:rPr>
+                <w:color w:val="FF0000"/>
+              </w:rPr>
+            </w:pPr>
+          </w:p>
+        </w:tc>
+        <w:tc>
+          <w:tcPr>
+            <w:tcW w:w="3118" w:type="dxa"/>
+            <w:vMerge/>
+          </w:tcPr>
+          <w:p>
+            <w:pPr>
+              <w:rPr>
+                <w:color w:val="FF0000"/>
+              </w:rPr>
+            </w:pPr>
+          </w:p>
+        </w:tc>
+      </w:tr>
+      <w:tr>
+        <w:trPr>
+          <w:trHeight w:val="372"/>
+        </w:trPr>
+        <w:tc>
+          <w:tcPr>
+            <w:tcW w:w="846" w:type="dxa"/>
+            <w:vMerge/>
+          </w:tcPr>
+          <w:p>
+            <w:pPr>
+              <w:jc w:val="center"/>
+              <w:rPr>
+                <w:color w:val="FF0000"/>
+              </w:rPr>
+            </w:pPr>
+          </w:p>
+        </w:tc>
+        <w:tc>
+          <w:tcPr>
+            <w:tcW w:w="2268" w:type="dxa"/>
+          </w:tcPr>
+          <w:p>
+            <w:pPr>
+              <w:rPr>
+                <w:color w:val="FF0000"/>
+              </w:rPr>
+            </w:pPr>
+            <w:r>
+              <w:rPr>
+                <w:color w:val="FF0000"/>
+              </w:rPr>
+              <w:t>Phạm Hiếu Kỳ</w:t>
+            </w:r>
+          </w:p>
+        </w:tc>
+        <w:tc>
+          <w:tcPr>
+            <w:tcW w:w="3827" w:type="dxa"/>
+          </w:tcPr>
+          <w:p>
+            <w:pPr>
+              <w:rPr>
+                <w:color w:val="FF0000"/>
+              </w:rPr>
+            </w:pPr>
+            <w:r>
+              <w:rPr>
+                <w:color w:val="FF0000"/>
+              </w:rPr>
+              <w:t>Tìm hiểu phần 2.3 chi tiết thuật toán AES</w:t>
+            </w:r>
+          </w:p>
+        </w:tc>
+        <w:tc>
+          <w:tcPr>
+            <w:tcW w:w="3119" w:type="dxa"/>
+          </w:tcPr>
+          <w:p>
+            <w:pPr>
+              <w:rPr>
+                <w:color w:val="FF0000"/>
+              </w:rPr>
+            </w:pPr>
+          </w:p>
+        </w:tc>
+        <w:tc>
+          <w:tcPr>
+            <w:tcW w:w="3118" w:type="dxa"/>
+            <w:vMerge/>
+          </w:tcPr>
+          <w:p>
+            <w:pPr>
+              <w:rPr>
+                <w:color w:val="FF0000"/>
+              </w:rPr>
+            </w:pPr>
+          </w:p>
+        </w:tc>
+      </w:tr>
+      <w:tr>
+        <w:trPr>
+          <w:trHeight w:val="456"/>
+        </w:trPr>
+        <w:tc>
+          <w:tcPr>
+            <w:tcW w:w="846" w:type="dxa"/>
+            <w:vMerge/>
+          </w:tcPr>
+          <w:p>
+            <w:pPr>
+              <w:jc w:val="center"/>
+              <w:rPr>
+                <w:color w:val="FF0000"/>
+              </w:rPr>
+            </w:pPr>
+          </w:p>
+        </w:tc>
+        <w:tc>
+          <w:tcPr>
+            <w:tcW w:w="2268" w:type="dxa"/>
+          </w:tcPr>
+          <w:p>
+            <w:pPr>
+              <w:rPr>
+                <w:color w:val="FF0000"/>
+              </w:rPr>
+            </w:pPr>
+            <w:r>
+              <w:rPr>
+                <w:color w:val="FF0000"/>
+              </w:rPr>
+              <w:t>Phạm Duy Thành</w:t>
+            </w:r>
+          </w:p>
+        </w:tc>
+        <w:tc>
+          <w:tcPr>
+            <w:tcW w:w="3827" w:type="dxa"/>
+          </w:tcPr>
+          <w:p>
+            <w:pPr>
+              <w:rPr>
+                <w:color w:val="FF0000"/>
+              </w:rPr>
+            </w:pPr>
+            <w:r>
+              <w:rPr>
+                <w:color w:val="FF0000"/>
+              </w:rPr>
+              <w:t>Viết báo cáo phần 3.1 kiến thức kỹ năng đã học được</w:t>
+            </w:r>
+          </w:p>
+        </w:tc>
+        <w:tc>
+          <w:tcPr>
+            <w:tcW w:w="3119" w:type="dxa"/>
+          </w:tcPr>
+          <w:p>
+            <w:pPr>
+              <w:rPr>
+                <w:color w:val="FF0000"/>
+              </w:rPr>
+            </w:pPr>
+          </w:p>
+        </w:tc>
+        <w:tc>
+          <w:tcPr>
+            <w:tcW w:w="3118" w:type="dxa"/>
+            <w:vMerge/>
+          </w:tcPr>
+          <w:p>
+            <w:pPr>
+              <w:rPr>
+                <w:color w:val="FF0000"/>
+              </w:rPr>
+            </w:pPr>
+          </w:p>
+        </w:tc>
+      </w:tr>
+      <w:tr>
+        <w:trPr>
+          <w:trHeight w:val="288"/>
+        </w:trPr>
+        <w:tc>
+          <w:tcPr>
+            <w:tcW w:w="846" w:type="dxa"/>
+            <w:vMerge w:val="restart"/>
+          </w:tcPr>
+          <w:p>
+            <w:pPr>
+              <w:jc w:val="center"/>
+              <w:rPr>
+                <w:color w:val="FF0000"/>
+              </w:rPr>
+            </w:pPr>
+            <w:r>
+              <w:rPr>
+                <w:color w:val="FF0000"/>
+              </w:rPr>
+              <w:t>5</w:t>
+            </w:r>
+          </w:p>
+        </w:tc>
+        <w:tc>
+          <w:tcPr>
+            <w:tcW w:w="2268" w:type="dxa"/>
+          </w:tcPr>
+          <w:p>
+            <w:pPr>
+              <w:rPr>
+                <w:color w:val="FF0000"/>
+              </w:rPr>
+            </w:pPr>
+            <w:r>
+              <w:rPr>
+                <w:color w:val="FF0000"/>
+              </w:rPr>
+              <w:t>Lê Hà Quang</w:t>
+            </w:r>
+          </w:p>
+        </w:tc>
+        <w:tc>
+          <w:tcPr>
+            <w:tcW w:w="3827" w:type="dxa"/>
+          </w:tcPr>
+          <w:p>
+            <w:pPr>
+              <w:rPr>
+                <w:color w:val="FF0000"/>
+              </w:rPr>
+            </w:pPr>
+            <w:r>
+              <w:rPr>
+                <w:color w:val="FF0000"/>
+              </w:rPr>
+              <w:t>Viết báo cáo phần 3.3 đề xuất tính khả thi của chủ đề nghiên cứu, hướng phát triển</w:t>
+            </w:r>
+          </w:p>
+        </w:tc>
+        <w:tc>
+          <w:tcPr>
+            <w:tcW w:w="3119" w:type="dxa"/>
+          </w:tcPr>
+          <w:p>
+            <w:pPr>
+              <w:rPr>
+                <w:color w:val="FF0000"/>
+              </w:rPr>
+            </w:pPr>
+          </w:p>
+        </w:tc>
+        <w:tc>
+          <w:tcPr>
+            <w:tcW w:w="3118" w:type="dxa"/>
+            <w:vMerge w:val="restart"/>
+          </w:tcPr>
+          <w:p>
+            <w:pPr>
+              <w:rPr>
+                <w:color w:val="FF0000"/>
+              </w:rPr>
+            </w:pPr>
+          </w:p>
+        </w:tc>
+      </w:tr>
+      <w:tr>
+        <w:trPr>
+          <w:trHeight w:val="1254"/>
+        </w:trPr>
+        <w:tc>
+          <w:tcPr>
+            <w:tcW w:w="846" w:type="dxa"/>
+            <w:vMerge/>
+          </w:tcPr>
+          <w:p>
+            <w:pPr>
+              <w:jc w:val="center"/>
+              <w:rPr>
+                <w:color w:val="FF0000"/>
+              </w:rPr>
+            </w:pPr>
+          </w:p>
+        </w:tc>
+        <w:tc>
+          <w:tcPr>
+            <w:tcW w:w="2268" w:type="dxa"/>
+          </w:tcPr>
+          <w:p>
+            <w:pPr>
+              <w:rPr>
+                <w:color w:val="FF0000"/>
+              </w:rPr>
+            </w:pPr>
+            <w:r>
+              <w:rPr>
+                <w:color w:val="FF0000"/>
+              </w:rPr>
+              <w:t>Các thành viên còn lại</w:t>
+            </w:r>
+          </w:p>
+        </w:tc>
+        <w:tc>
+          <w:tcPr>
+            <w:tcW w:w="3827" w:type="dxa"/>
+          </w:tcPr>
+          <w:p>
+            <w:pPr>
+              <w:rPr>
+                <w:color w:val="FF0000"/>
+              </w:rPr>
+            </w:pPr>
+            <w:r>
+              <w:rPr>
+                <w:color w:val="FF0000"/>
+              </w:rPr>
+              <w:t>Tổng hợp lại nội dung chỉnh sửa báo cáo và demo chương trình</w:t>
             </w:r>
             <w:bookmarkStart w:id="0" w:name="_GoBack"/>
             <w:bookmarkEnd w:id="0"/>
@@ -1014,563 +1904,20 @@
         </w:tc>
         <w:tc>
           <w:tcPr>
+            <w:tcW w:w="3119" w:type="dxa"/>
+          </w:tcPr>
+          <w:p>
+            <w:pPr>
+              <w:rPr>
+                <w:color w:val="FF0000"/>
+              </w:rPr>
+            </w:pPr>
+          </w:p>
+        </w:tc>
+        <w:tc>
+          <w:tcPr>
             <w:tcW w:w="3118" w:type="dxa"/>
             <w:vMerge/>
-          </w:tcPr>
-          <w:p>
-            <w:pPr>
-              <w:rPr>
-                <w:color w:val="FF0000"/>
-              </w:rPr>
-            </w:pPr>
-          </w:p>
-        </w:tc>
-      </w:tr>
-      <w:tr>
-        <w:tc>
-          <w:tcPr>
-            <w:tcW w:w="846" w:type="dxa"/>
-          </w:tcPr>
-          <w:p>
-            <w:pPr>
-              <w:jc w:val="center"/>
-              <w:rPr>
-                <w:color w:val="FF0000"/>
-              </w:rPr>
-            </w:pPr>
-            <w:r>
-              <w:rPr>
-                <w:color w:val="FF0000"/>
-              </w:rPr>
-              <w:t>3</w:t>
-            </w:r>
-          </w:p>
-        </w:tc>
-        <w:tc>
-          <w:tcPr>
-            <w:tcW w:w="2268" w:type="dxa"/>
-          </w:tcPr>
-          <w:p>
-            <w:pPr>
-              <w:rPr>
-                <w:color w:val="FF0000"/>
-              </w:rPr>
-            </w:pPr>
-            <w:r>
-              <w:rPr>
-                <w:color w:val="FF0000"/>
-              </w:rPr>
-              <w:t>A</w:t>
-            </w:r>
-          </w:p>
-          <w:p>
-            <w:pPr>
-              <w:rPr>
-                <w:color w:val="FF0000"/>
-              </w:rPr>
-            </w:pPr>
-            <w:r>
-              <w:rPr>
-                <w:color w:val="FF0000"/>
-              </w:rPr>
-              <w:t>B</w:t>
-            </w:r>
-          </w:p>
-          <w:p>
-            <w:pPr>
-              <w:rPr>
-                <w:color w:val="FF0000"/>
-              </w:rPr>
-            </w:pPr>
-            <w:r>
-              <w:rPr>
-                <w:color w:val="FF0000"/>
-              </w:rPr>
-              <w:t>C</w:t>
-            </w:r>
-          </w:p>
-          <w:p>
-            <w:pPr>
-              <w:rPr>
-                <w:color w:val="FF0000"/>
-              </w:rPr>
-            </w:pPr>
-            <w:r>
-              <w:rPr>
-                <w:color w:val="FF0000"/>
-              </w:rPr>
-              <w:t>D</w:t>
-            </w:r>
-          </w:p>
-          <w:p>
-            <w:pPr>
-              <w:rPr>
-                <w:color w:val="FF0000"/>
-              </w:rPr>
-            </w:pPr>
-            <w:r>
-              <w:rPr>
-                <w:color w:val="FF0000"/>
-              </w:rPr>
-              <w:t>E</w:t>
-            </w:r>
-          </w:p>
-        </w:tc>
-        <w:tc>
-          <w:tcPr>
-            <w:tcW w:w="3827" w:type="dxa"/>
-          </w:tcPr>
-          <w:p>
-            <w:pPr>
-              <w:rPr>
-                <w:color w:val="FF0000"/>
-              </w:rPr>
-            </w:pPr>
-            <w:r>
-              <w:rPr>
-                <w:color w:val="FF0000"/>
-              </w:rPr>
-              <w:t>Công việc 1</w:t>
-            </w:r>
-          </w:p>
-          <w:p>
-            <w:pPr>
-              <w:rPr>
-                <w:color w:val="FF0000"/>
-              </w:rPr>
-            </w:pPr>
-            <w:r>
-              <w:rPr>
-                <w:color w:val="FF0000"/>
-              </w:rPr>
-              <w:t>Công việc 2</w:t>
-            </w:r>
-          </w:p>
-          <w:p>
-            <w:pPr>
-              <w:rPr>
-                <w:color w:val="FF0000"/>
-              </w:rPr>
-            </w:pPr>
-            <w:r>
-              <w:rPr>
-                <w:color w:val="FF0000"/>
-              </w:rPr>
-              <w:t>Công việc 3</w:t>
-            </w:r>
-          </w:p>
-          <w:p>
-            <w:pPr>
-              <w:rPr>
-                <w:color w:val="FF0000"/>
-              </w:rPr>
-            </w:pPr>
-            <w:r>
-              <w:rPr>
-                <w:color w:val="FF0000"/>
-              </w:rPr>
-              <w:t>Công việc 4</w:t>
-            </w:r>
-          </w:p>
-          <w:p>
-            <w:pPr>
-              <w:rPr>
-                <w:color w:val="FF0000"/>
-              </w:rPr>
-            </w:pPr>
-            <w:r>
-              <w:rPr>
-                <w:color w:val="FF0000"/>
-              </w:rPr>
-              <w:t>Công việc 5</w:t>
-            </w:r>
-          </w:p>
-        </w:tc>
-        <w:tc>
-          <w:tcPr>
-            <w:tcW w:w="3119" w:type="dxa"/>
-          </w:tcPr>
-          <w:p>
-            <w:pPr>
-              <w:rPr>
-                <w:color w:val="FF0000"/>
-              </w:rPr>
-            </w:pPr>
-          </w:p>
-        </w:tc>
-        <w:tc>
-          <w:tcPr>
-            <w:tcW w:w="3118" w:type="dxa"/>
-          </w:tcPr>
-          <w:p>
-            <w:pPr>
-              <w:rPr>
-                <w:color w:val="FF0000"/>
-              </w:rPr>
-            </w:pPr>
-          </w:p>
-        </w:tc>
-      </w:tr>
-      <w:tr>
-        <w:tc>
-          <w:tcPr>
-            <w:tcW w:w="846" w:type="dxa"/>
-          </w:tcPr>
-          <w:p>
-            <w:pPr>
-              <w:jc w:val="center"/>
-              <w:rPr>
-                <w:color w:val="FF0000"/>
-              </w:rPr>
-            </w:pPr>
-            <w:r>
-              <w:rPr>
-                <w:color w:val="FF0000"/>
-              </w:rPr>
-              <w:t>4</w:t>
-            </w:r>
-          </w:p>
-        </w:tc>
-        <w:tc>
-          <w:tcPr>
-            <w:tcW w:w="2268" w:type="dxa"/>
-          </w:tcPr>
-          <w:p>
-            <w:pPr>
-              <w:rPr>
-                <w:color w:val="FF0000"/>
-              </w:rPr>
-            </w:pPr>
-            <w:r>
-              <w:rPr>
-                <w:color w:val="FF0000"/>
-              </w:rPr>
-              <w:t>A</w:t>
-            </w:r>
-          </w:p>
-          <w:p>
-            <w:pPr>
-              <w:rPr>
-                <w:color w:val="FF0000"/>
-              </w:rPr>
-            </w:pPr>
-            <w:r>
-              <w:rPr>
-                <w:color w:val="FF0000"/>
-              </w:rPr>
-              <w:t>B</w:t>
-            </w:r>
-          </w:p>
-          <w:p>
-            <w:pPr>
-              <w:rPr>
-                <w:color w:val="FF0000"/>
-              </w:rPr>
-            </w:pPr>
-            <w:r>
-              <w:rPr>
-                <w:color w:val="FF0000"/>
-              </w:rPr>
-              <w:t>C</w:t>
-            </w:r>
-          </w:p>
-          <w:p>
-            <w:pPr>
-              <w:rPr>
-                <w:color w:val="FF0000"/>
-              </w:rPr>
-            </w:pPr>
-            <w:r>
-              <w:rPr>
-                <w:color w:val="FF0000"/>
-              </w:rPr>
-              <w:t>D</w:t>
-            </w:r>
-          </w:p>
-          <w:p>
-            <w:pPr>
-              <w:rPr>
-                <w:color w:val="FF0000"/>
-              </w:rPr>
-            </w:pPr>
-            <w:r>
-              <w:rPr>
-                <w:color w:val="FF0000"/>
-              </w:rPr>
-              <w:t>E</w:t>
-            </w:r>
-          </w:p>
-        </w:tc>
-        <w:tc>
-          <w:tcPr>
-            <w:tcW w:w="3827" w:type="dxa"/>
-          </w:tcPr>
-          <w:p>
-            <w:pPr>
-              <w:rPr>
-                <w:color w:val="FF0000"/>
-              </w:rPr>
-            </w:pPr>
-            <w:r>
-              <w:rPr>
-                <w:color w:val="FF0000"/>
-              </w:rPr>
-              <w:t>Công việc 1</w:t>
-            </w:r>
-          </w:p>
-          <w:p>
-            <w:pPr>
-              <w:rPr>
-                <w:color w:val="FF0000"/>
-              </w:rPr>
-            </w:pPr>
-            <w:r>
-              <w:rPr>
-                <w:color w:val="FF0000"/>
-              </w:rPr>
-              <w:t>Công việc 2</w:t>
-            </w:r>
-          </w:p>
-          <w:p>
-            <w:pPr>
-              <w:rPr>
-                <w:color w:val="FF0000"/>
-              </w:rPr>
-            </w:pPr>
-            <w:r>
-              <w:rPr>
-                <w:color w:val="FF0000"/>
-              </w:rPr>
-              <w:t>Công việc 3</w:t>
-            </w:r>
-          </w:p>
-          <w:p>
-            <w:pPr>
-              <w:rPr>
-                <w:color w:val="FF0000"/>
-              </w:rPr>
-            </w:pPr>
-            <w:r>
-              <w:rPr>
-                <w:color w:val="FF0000"/>
-              </w:rPr>
-              <w:t>Công việc 4</w:t>
-            </w:r>
-          </w:p>
-          <w:p>
-            <w:pPr>
-              <w:rPr>
-                <w:color w:val="FF0000"/>
-              </w:rPr>
-            </w:pPr>
-            <w:r>
-              <w:rPr>
-                <w:color w:val="FF0000"/>
-              </w:rPr>
-              <w:t>Công việc 5</w:t>
-            </w:r>
-          </w:p>
-        </w:tc>
-        <w:tc>
-          <w:tcPr>
-            <w:tcW w:w="3119" w:type="dxa"/>
-          </w:tcPr>
-          <w:p>
-            <w:pPr>
-              <w:rPr>
-                <w:color w:val="FF0000"/>
-              </w:rPr>
-            </w:pPr>
-          </w:p>
-        </w:tc>
-        <w:tc>
-          <w:tcPr>
-            <w:tcW w:w="3118" w:type="dxa"/>
-          </w:tcPr>
-          <w:p>
-            <w:pPr>
-              <w:rPr>
-                <w:color w:val="FF0000"/>
-              </w:rPr>
-            </w:pPr>
-          </w:p>
-        </w:tc>
-      </w:tr>
-      <w:tr>
-        <w:tc>
-          <w:tcPr>
-            <w:tcW w:w="846" w:type="dxa"/>
-          </w:tcPr>
-          <w:p>
-            <w:pPr>
-              <w:jc w:val="center"/>
-              <w:rPr>
-                <w:color w:val="FF0000"/>
-              </w:rPr>
-            </w:pPr>
-            <w:r>
-              <w:rPr>
-                <w:color w:val="FF0000"/>
-              </w:rPr>
-              <w:t>5</w:t>
-            </w:r>
-          </w:p>
-        </w:tc>
-        <w:tc>
-          <w:tcPr>
-            <w:tcW w:w="2268" w:type="dxa"/>
-          </w:tcPr>
-          <w:p>
-            <w:pPr>
-              <w:rPr>
-                <w:color w:val="FF0000"/>
-              </w:rPr>
-            </w:pPr>
-            <w:r>
-              <w:rPr>
-                <w:color w:val="FF0000"/>
-              </w:rPr>
-              <w:t>A</w:t>
-            </w:r>
-          </w:p>
-          <w:p>
-            <w:pPr>
-              <w:rPr>
-                <w:color w:val="FF0000"/>
-              </w:rPr>
-            </w:pPr>
-            <w:r>
-              <w:rPr>
-                <w:color w:val="FF0000"/>
-              </w:rPr>
-              <w:t>B</w:t>
-            </w:r>
-          </w:p>
-          <w:p>
-            <w:pPr>
-              <w:rPr>
-                <w:color w:val="FF0000"/>
-              </w:rPr>
-            </w:pPr>
-            <w:r>
-              <w:rPr>
-                <w:color w:val="FF0000"/>
-              </w:rPr>
-              <w:t>C</w:t>
-            </w:r>
-          </w:p>
-          <w:p>
-            <w:pPr>
-              <w:rPr>
-                <w:color w:val="FF0000"/>
-              </w:rPr>
-            </w:pPr>
-            <w:r>
-              <w:rPr>
-                <w:color w:val="FF0000"/>
-              </w:rPr>
-              <w:t>D</w:t>
-            </w:r>
-          </w:p>
-          <w:p>
-            <w:pPr>
-              <w:rPr>
-                <w:color w:val="FF0000"/>
-              </w:rPr>
-            </w:pPr>
-            <w:r>
-              <w:rPr>
-                <w:color w:val="FF0000"/>
-              </w:rPr>
-              <w:t>E</w:t>
-            </w:r>
-          </w:p>
-        </w:tc>
-        <w:tc>
-          <w:tcPr>
-            <w:tcW w:w="3827" w:type="dxa"/>
-          </w:tcPr>
-          <w:p>
-            <w:pPr>
-              <w:rPr>
-                <w:color w:val="FF0000"/>
-              </w:rPr>
-            </w:pPr>
-            <w:r>
-              <w:rPr>
-                <w:color w:val="FF0000"/>
-              </w:rPr>
-              <w:t>Công việc 1</w:t>
-            </w:r>
-          </w:p>
-          <w:p>
-            <w:pPr>
-              <w:rPr>
-                <w:color w:val="FF0000"/>
-              </w:rPr>
-            </w:pPr>
-            <w:r>
-              <w:rPr>
-                <w:color w:val="FF0000"/>
-              </w:rPr>
-              <w:t>Công việc 2</w:t>
-            </w:r>
-          </w:p>
-          <w:p>
-            <w:pPr>
-              <w:rPr>
-                <w:color w:val="FF0000"/>
-              </w:rPr>
-            </w:pPr>
-            <w:r>
-              <w:rPr>
-                <w:color w:val="FF0000"/>
-              </w:rPr>
-              <w:t>Công việc 3</w:t>
-            </w:r>
-          </w:p>
-          <w:p>
-            <w:pPr>
-              <w:rPr>
-                <w:color w:val="FF0000"/>
-              </w:rPr>
-            </w:pPr>
-            <w:r>
-              <w:rPr>
-                <w:color w:val="FF0000"/>
-              </w:rPr>
-              <w:t>Công việc 4</w:t>
-            </w:r>
-          </w:p>
-          <w:p>
-            <w:pPr>
-              <w:rPr>
-                <w:color w:val="FF0000"/>
-              </w:rPr>
-            </w:pPr>
-            <w:r>
-              <w:rPr>
-                <w:color w:val="FF0000"/>
-              </w:rPr>
-              <w:t>Công việc 5</w:t>
-            </w:r>
-          </w:p>
-        </w:tc>
-        <w:tc>
-          <w:tcPr>
-            <w:tcW w:w="3119" w:type="dxa"/>
-          </w:tcPr>
-          <w:p>
-            <w:pPr>
-              <w:rPr>
-                <w:color w:val="FF0000"/>
-              </w:rPr>
-            </w:pPr>
-          </w:p>
-        </w:tc>
-        <w:tc>
-          <w:tcPr>
-            <w:tcW w:w="3118" w:type="dxa"/>
           </w:tcPr>
           <w:p>
             <w:pPr>

--- a/Phiếu_BÁO CÁO HỌC TẬP CÁ NHÂN NHÓM.docx
+++ b/Phiếu_BÁO CÁO HỌC TẬP CÁ NHÂN NHÓM.docx
@@ -49,7 +49,34 @@
         <w:rPr>
           <w:color w:val="FF0000"/>
         </w:rPr>
-        <w:t>p: ….. Khóa: K18</w:t>
+        <w:t>p:</w:t>
+      </w:r>
+      <w:r>
+        <w:rPr>
+          <w:rFonts w:ascii="Arial" w:hAnsi="Arial" w:cs="Arial"/>
+          <w:color w:val="404040"/>
+          <w:sz w:val="20"/>
+          <w:szCs w:val="20"/>
+          <w:shd w:val="clear" w:color="auto" w:fill="F5F5F5"/>
+        </w:rPr>
+        <w:t xml:space="preserve"> </w:t>
+      </w:r>
+      <w:r>
+        <w:rPr>
+          <w:rStyle w:val="Strong"/>
+          <w:rFonts w:cs="Times New Roman"/>
+          <w:color w:val="FF0000"/>
+          <w:sz w:val="20"/>
+          <w:szCs w:val="20"/>
+          <w:shd w:val="clear" w:color="auto" w:fill="F5F5F5"/>
+        </w:rPr>
+        <w:t>20252IT6070003</w:t>
+      </w:r>
+      <w:r>
+        <w:rPr>
+          <w:color w:val="FF0000"/>
+        </w:rPr>
+        <w:t xml:space="preserve"> Khóa: K18</w:t>
       </w:r>
     </w:p>
     <w:p>
@@ -372,7 +399,7 @@
               <w:rPr>
                 <w:color w:val="FF0000"/>
               </w:rPr>
-              <w:t>Có đường link git hub, có bản báo cáo đúng format chứa các nội dung cần triển khai</w:t>
+              <w:t>Hoàn thành 100%</w:t>
             </w:r>
           </w:p>
         </w:tc>
@@ -440,19 +467,7 @@
               <w:rPr>
                 <w:color w:val="FF0000"/>
               </w:rPr>
-              <w:t>Tìm hiểu về khái niệm và vai trò củ</w:t>
-            </w:r>
-            <w:r>
-              <w:rPr>
-                <w:color w:val="FF0000"/>
-              </w:rPr>
-              <w:t>a an ninh</w:t>
-            </w:r>
-            <w:r>
-              <w:rPr>
-                <w:color w:val="FF0000"/>
-              </w:rPr>
-              <w:t xml:space="preserve"> mạng </w:t>
+              <w:t xml:space="preserve">Tìm hiểu về khái niệm và vai trò của an ninh mạng </w:t>
             </w:r>
           </w:p>
         </w:tc>
@@ -470,7 +485,7 @@
               <w:rPr>
                 <w:color w:val="FF0000"/>
               </w:rPr>
-              <w:t>Có được bản word nội dung, nhưng chưa chỉnh sửa bố cục</w:t>
+              <w:t>Hoàn thành 100%</w:t>
             </w:r>
           </w:p>
         </w:tc>
@@ -556,7 +571,7 @@
               <w:rPr>
                 <w:color w:val="FF0000"/>
               </w:rPr>
-              <w:t>Có bản word nội dung hoàn chỉnh</w:t>
+              <w:t>Hoàn thành 100%</w:t>
             </w:r>
           </w:p>
         </w:tc>
@@ -642,7 +657,7 @@
               <w:rPr>
                 <w:color w:val="FF0000"/>
               </w:rPr>
-              <w:t>Có bản word nội dung hoàn chỉnh nhưng cần bổ sung thêm ngôn ngữ c++</w:t>
+              <w:t>Hoàn thành 100%</w:t>
             </w:r>
           </w:p>
         </w:tc>
@@ -742,7 +757,7 @@
               <w:rPr>
                 <w:color w:val="FF0000"/>
               </w:rPr>
-              <w:t>Có bản báo cáo nội dung đầy đủ của chương 1</w:t>
+              <w:t>Hoàn thành 100%</w:t>
             </w:r>
           </w:p>
         </w:tc>
@@ -810,19 +825,7 @@
               <w:rPr>
                 <w:color w:val="FF0000"/>
               </w:rPr>
-              <w:t>Tìm hiểu</w:t>
-            </w:r>
-            <w:r>
-              <w:rPr>
-                <w:color w:val="FF0000"/>
-              </w:rPr>
-              <w:t xml:space="preserve"> phần 2.2.3</w:t>
-            </w:r>
-            <w:r>
-              <w:rPr>
-                <w:color w:val="FF0000"/>
-              </w:rPr>
-              <w:t xml:space="preserve"> về các ứng dụng thực tế của AES</w:t>
+              <w:t>Tìm hiểu phần 2.2.3 về các ứng dụng thực tế của AES</w:t>
             </w:r>
           </w:p>
         </w:tc>
@@ -840,13 +843,7 @@
               <w:rPr>
                 <w:color w:val="FF0000"/>
               </w:rPr>
-              <w:t>Có bản word chứa nội dung tìm hiểu</w:t>
-            </w:r>
-            <w:r>
-              <w:rPr>
-                <w:color w:val="FF0000"/>
-              </w:rPr>
-              <w:t xml:space="preserve">  </w:t>
+              <w:t>Hoàn thành 100%</w:t>
             </w:r>
           </w:p>
         </w:tc>
@@ -914,19 +911,7 @@
               <w:rPr>
                 <w:color w:val="FF0000"/>
               </w:rPr>
-              <w:t>Tìm hiểu</w:t>
-            </w:r>
-            <w:r>
-              <w:rPr>
-                <w:color w:val="FF0000"/>
-              </w:rPr>
-              <w:t xml:space="preserve"> phần 2.2.1 và 2.2.2</w:t>
-            </w:r>
-            <w:r>
-              <w:rPr>
-                <w:color w:val="FF0000"/>
-              </w:rPr>
-              <w:t xml:space="preserve"> về lịch sử hình thành và các thông số kỹ thuật của AES</w:t>
+              <w:t>Tìm hiểu phần 2.2.1 và 2.2.2 về lịch sử hình thành và các thông số kỹ thuật của AES</w:t>
             </w:r>
           </w:p>
         </w:tc>
@@ -944,13 +929,7 @@
               <w:rPr>
                 <w:color w:val="FF0000"/>
               </w:rPr>
-              <w:t>Có bản word chứa nội dung cần tìm hiể</w:t>
-            </w:r>
-            <w:r>
-              <w:rPr>
-                <w:color w:val="FF0000"/>
-              </w:rPr>
-              <w:t xml:space="preserve">u </w:t>
+              <w:t>Hoàn thành 100%</w:t>
             </w:r>
           </w:p>
         </w:tc>
@@ -1018,19 +997,7 @@
               <w:rPr>
                 <w:color w:val="FF0000"/>
               </w:rPr>
-              <w:t>Tìm hiểu</w:t>
-            </w:r>
-            <w:r>
-              <w:rPr>
-                <w:color w:val="FF0000"/>
-              </w:rPr>
-              <w:t xml:space="preserve"> phần 2.1</w:t>
-            </w:r>
-            <w:r>
-              <w:rPr>
-                <w:color w:val="FF0000"/>
-              </w:rPr>
-              <w:t xml:space="preserve"> về bản chất và nguyên lý hoạt động của AES</w:t>
+              <w:t>Tìm hiểu phần 2.1 về bản chất và nguyên lý hoạt động của AES</w:t>
             </w:r>
           </w:p>
         </w:tc>
@@ -1048,13 +1015,7 @@
               <w:rPr>
                 <w:color w:val="FF0000"/>
               </w:rPr>
-              <w:t>Có bản word chứa nội dung cần tìm hiể</w:t>
-            </w:r>
-            <w:r>
-              <w:rPr>
-                <w:color w:val="FF0000"/>
-              </w:rPr>
-              <w:t>u</w:t>
+              <w:t>Hoàn thành 100%</w:t>
             </w:r>
           </w:p>
         </w:tc>
@@ -1146,7 +1107,7 @@
               <w:rPr>
                 <w:color w:val="FF0000"/>
               </w:rPr>
-              <w:t>Có code phần giao diện</w:t>
+              <w:t>Hoàn thành 100%</w:t>
             </w:r>
           </w:p>
         </w:tc>
@@ -1232,7 +1193,7 @@
               <w:rPr>
                 <w:color w:val="FF0000"/>
               </w:rPr>
-              <w:t>Có code phần giao diện</w:t>
+              <w:t>Hoàn thành 100%</w:t>
             </w:r>
           </w:p>
         </w:tc>
@@ -1300,19 +1261,7 @@
               <w:rPr>
                 <w:color w:val="FF0000"/>
               </w:rPr>
-              <w:t>Thực thi chức năng demo</w:t>
-            </w:r>
-            <w:r>
-              <w:rPr>
-                <w:color w:val="FF0000"/>
-              </w:rPr>
-              <w:t xml:space="preserve"> bằng ngôn ngữ c++</w:t>
-            </w:r>
-            <w:r>
-              <w:rPr>
-                <w:color w:val="FF0000"/>
-              </w:rPr>
-              <w:t xml:space="preserve"> từ phần giao diện đã làm</w:t>
+              <w:t>Thực thi chức năng demo bằng ngôn ngữ c++ từ phần giao diện đã làm</w:t>
             </w:r>
           </w:p>
         </w:tc>
@@ -1330,7 +1279,7 @@
               <w:rPr>
                 <w:color w:val="FF0000"/>
               </w:rPr>
-              <w:t>Có demo chương trình hoàn chỉnh</w:t>
+              <w:t>Hoàn thành 100%</w:t>
             </w:r>
           </w:p>
         </w:tc>
@@ -1416,7 +1365,7 @@
               <w:rPr>
                 <w:color w:val="FF0000"/>
               </w:rPr>
-              <w:t>Có demo chương trình hoàn chỉnh</w:t>
+              <w:t>Hoàn thành 100%</w:t>
             </w:r>
           </w:p>
         </w:tc>
@@ -1504,6 +1453,12 @@
                 <w:color w:val="FF0000"/>
               </w:rPr>
             </w:pPr>
+            <w:r>
+              <w:rPr>
+                <w:color w:val="FF0000"/>
+              </w:rPr>
+              <w:t>Hoàn thành 100%</w:t>
+            </w:r>
           </w:p>
         </w:tc>
         <w:tc>
@@ -1584,6 +1539,12 @@
                 <w:color w:val="FF0000"/>
               </w:rPr>
             </w:pPr>
+            <w:r>
+              <w:rPr>
+                <w:color w:val="FF0000"/>
+              </w:rPr>
+              <w:t>Hoàn thành 100%</w:t>
+            </w:r>
           </w:p>
         </w:tc>
         <w:tc>
@@ -1664,6 +1625,12 @@
                 <w:color w:val="FF0000"/>
               </w:rPr>
             </w:pPr>
+            <w:r>
+              <w:rPr>
+                <w:color w:val="FF0000"/>
+              </w:rPr>
+              <w:t>Hoàn thành 100%</w:t>
+            </w:r>
           </w:p>
         </w:tc>
         <w:tc>
@@ -1712,7 +1679,13 @@
               <w:rPr>
                 <w:color w:val="FF0000"/>
               </w:rPr>
-              <w:t>Phạm Duy Thành</w:t>
+              <w:t>Nguyễn</w:t>
+            </w:r>
+            <w:r>
+              <w:rPr>
+                <w:color w:val="FF0000"/>
+              </w:rPr>
+              <w:t xml:space="preserve"> Duy Thành</w:t>
             </w:r>
           </w:p>
         </w:tc>
@@ -1744,6 +1717,12 @@
                 <w:color w:val="FF0000"/>
               </w:rPr>
             </w:pPr>
+            <w:r>
+              <w:rPr>
+                <w:color w:val="FF0000"/>
+              </w:rPr>
+              <w:t>Hoàn thành 100%</w:t>
+            </w:r>
           </w:p>
         </w:tc>
         <w:tc>
@@ -1830,6 +1809,12 @@
                 <w:color w:val="FF0000"/>
               </w:rPr>
             </w:pPr>
+            <w:r>
+              <w:rPr>
+                <w:color w:val="FF0000"/>
+              </w:rPr>
+              <w:t>Hoàn thành 100%</w:t>
+            </w:r>
           </w:p>
         </w:tc>
         <w:tc>
@@ -1898,8 +1883,6 @@
               </w:rPr>
               <w:t>Tổng hợp lại nội dung chỉnh sửa báo cáo và demo chương trình</w:t>
             </w:r>
-            <w:bookmarkStart w:id="0" w:name="_GoBack"/>
-            <w:bookmarkEnd w:id="0"/>
           </w:p>
         </w:tc>
         <w:tc>
@@ -1912,6 +1895,12 @@
                 <w:color w:val="FF0000"/>
               </w:rPr>
             </w:pPr>
+            <w:r>
+              <w:rPr>
+                <w:color w:val="FF0000"/>
+              </w:rPr>
+              <w:t>Hoàn thành 100%</w:t>
+            </w:r>
           </w:p>
         </w:tc>
         <w:tc>
@@ -2176,14 +2165,31 @@
         <w:rPr>
           <w:color w:val="FF0000"/>
         </w:rPr>
-        <w:t>Tên lớp: …</w:t>
-      </w:r>
-      <w:r>
-        <w:rPr>
-          <w:color w:val="FF0000"/>
-        </w:rPr>
-        <w:tab/>
-        <w:t>Khóa: ….</w:t>
+        <w:t>Tên lớ</w:t>
+      </w:r>
+      <w:r>
+        <w:rPr>
+          <w:color w:val="FF0000"/>
+        </w:rPr>
+        <w:t xml:space="preserve">p: </w:t>
+      </w:r>
+      <w:r>
+        <w:rPr>
+          <w:rStyle w:val="Strong"/>
+          <w:rFonts w:cs="Times New Roman"/>
+          <w:color w:val="FF0000"/>
+          <w:sz w:val="20"/>
+          <w:szCs w:val="20"/>
+          <w:shd w:val="clear" w:color="auto" w:fill="F5F5F5"/>
+        </w:rPr>
+        <w:t>20252IT6070003</w:t>
+      </w:r>
+      <w:r>
+        <w:rPr>
+          <w:color w:val="FF0000"/>
+        </w:rPr>
+        <w:tab/>
+        <w:t>Khóa: K18</w:t>
       </w:r>
     </w:p>
     <w:p>
@@ -2193,31 +2199,102 @@
           <w:ilvl w:val="0"/>
           <w:numId w:val="2"/>
         </w:numPr>
-        <w:rPr>
-          <w:color w:val="FF0000"/>
-        </w:rPr>
-      </w:pPr>
-      <w:r>
-        <w:rPr>
-          <w:color w:val="FF0000"/>
-        </w:rPr>
-        <w:t>Họ và tên sinh viên (nếu giao phiếu học tập cá nhân)…….</w:t>
+      </w:pPr>
+      <w:r>
+        <w:rPr>
+          <w:color w:val="FF0000"/>
+        </w:rPr>
+        <w:t>T</w:t>
+      </w:r>
+      <w:r>
+        <w:rPr>
+          <w:color w:val="FF0000"/>
+        </w:rPr>
+        <w:t>ên nhóm: Nhóm 8</w:t>
+      </w:r>
+      <w:r>
+        <w:rPr>
+          <w:color w:val="FF0000"/>
+        </w:rPr>
+        <w:t xml:space="preserve"> </w:t>
       </w:r>
     </w:p>
     <w:p>
       <w:pPr>
         <w:pStyle w:val="ListParagraph"/>
-        <w:numPr>
-          <w:ilvl w:val="0"/>
-          <w:numId w:val="2"/>
-        </w:numPr>
-      </w:pPr>
-      <w:r>
-        <w:rPr>
-          <w:color w:val="FF0000"/>
-        </w:rPr>
-        <w:t>Tên nhóm (nếu giao phiếu học tập nhóm)……. Họ và tên thành viên trong nhóm ……….</w:t>
-      </w:r>
+        <w:rPr>
+          <w:color w:val="FF0000"/>
+        </w:rPr>
+      </w:pPr>
+      <w:r>
+        <w:rPr>
+          <w:color w:val="FF0000"/>
+        </w:rPr>
+        <w:t>Họ và tên thành viên trong nhóm</w:t>
+      </w:r>
+      <w:r>
+        <w:rPr>
+          <w:color w:val="FF0000"/>
+        </w:rPr>
+        <w:t>:</w:t>
+      </w:r>
+    </w:p>
+    <w:p>
+      <w:pPr>
+        <w:rPr>
+          <w:color w:val="FF0000"/>
+        </w:rPr>
+      </w:pPr>
+      <w:r>
+        <w:rPr>
+          <w:color w:val="FF0000"/>
+        </w:rPr>
+        <w:t xml:space="preserve">                                                                       Lê Hà Quang</w:t>
+      </w:r>
+    </w:p>
+    <w:p>
+      <w:pPr>
+        <w:rPr>
+          <w:color w:val="FF0000"/>
+        </w:rPr>
+      </w:pPr>
+      <w:r>
+        <w:rPr>
+          <w:color w:val="FF0000"/>
+        </w:rPr>
+        <w:t xml:space="preserve">                                                                        Phạm Hiếu Kỳ</w:t>
+      </w:r>
+    </w:p>
+    <w:p>
+      <w:pPr>
+        <w:rPr>
+          <w:color w:val="FF0000"/>
+        </w:rPr>
+      </w:pPr>
+      <w:r>
+        <w:rPr>
+          <w:color w:val="FF0000"/>
+        </w:rPr>
+        <w:t xml:space="preserve">                                                                        Vũ Ngọc Quang</w:t>
+      </w:r>
+    </w:p>
+    <w:p>
+      <w:pPr>
+        <w:rPr>
+          <w:color w:val="FF0000"/>
+        </w:rPr>
+      </w:pPr>
+      <w:r>
+        <w:rPr>
+          <w:color w:val="FF0000"/>
+        </w:rPr>
+        <w:t xml:space="preserve">                                                                        Nguyễn Duy Thành</w:t>
+      </w:r>
+    </w:p>
+    <w:p>
+      <w:pPr>
+        <w:pStyle w:val="ListParagraph"/>
+      </w:pPr>
     </w:p>
     <w:p>
       <w:pPr>
@@ -2255,6 +2332,12 @@
         </w:rPr>
         <w:t>Tên chủ đề:</w:t>
       </w:r>
+      <w:r>
+        <w:rPr>
+          <w:color w:val="FF0000"/>
+        </w:rPr>
+        <w:t xml:space="preserve"> Chuẩn AES và ứng dụng trong mã hóa dữ liệu</w:t>
+      </w:r>
     </w:p>
     <w:p>
       <w:pPr>
@@ -2265,7 +2348,13 @@
         </w:numPr>
       </w:pPr>
       <w:r>
-        <w:t>Hoạt động của sinh viên (xác định các hoạt động chính của sinh viên trong quá trình thực hiện bài tập lớn).</w:t>
+        <w:t>Hoạt động củ</w:t>
+      </w:r>
+      <w:r>
+        <w:t>a sinh viên</w:t>
+      </w:r>
+      <w:r>
+        <w:t>.</w:t>
       </w:r>
     </w:p>
     <w:p>
@@ -2302,7 +2391,7 @@
           <w:color w:val="FF0000"/>
           <w:szCs w:val="26"/>
         </w:rPr>
-        <w:t xml:space="preserve"> …</w:t>
+        <w:t xml:space="preserve"> và các lý thuyết cơ sở về toán học, nguyên lý hoạt động của chuẩn AES</w:t>
       </w:r>
     </w:p>
     <w:p>
@@ -2339,15 +2428,7 @@
           <w:color w:val="FF0000"/>
           <w:szCs w:val="26"/>
         </w:rPr>
-        <w:t xml:space="preserve"> mô phỏng hoạt động của </w:t>
-      </w:r>
-      <w:r>
-        <w:rPr>
-          <w:rFonts w:eastAsia="Times New Roman"/>
-          <w:color w:val="FF0000"/>
-          <w:szCs w:val="26"/>
-        </w:rPr>
-        <w:t>…</w:t>
+        <w:t xml:space="preserve"> mô phỏng hoạt động của chuẩn AES </w:t>
       </w:r>
     </w:p>
     <w:p>
@@ -2368,15 +2449,7 @@
           <w:color w:val="FF0000"/>
           <w:szCs w:val="26"/>
         </w:rPr>
-        <w:t xml:space="preserve">Viết báo cáo tổng kết </w:t>
-      </w:r>
-      <w:r>
-        <w:rPr>
-          <w:rFonts w:eastAsia="Times New Roman"/>
-          <w:color w:val="FF0000"/>
-          <w:szCs w:val="26"/>
-        </w:rPr>
-        <w:t>…</w:t>
+        <w:t>Viết báo cáo tổng kết với đề tài chuẩn AES và ứng dụng trong mã hóa dữ liệu</w:t>
       </w:r>
     </w:p>
     <w:p>
@@ -2416,6 +2489,12 @@
         </w:rPr>
         <w:t>c nghiệm</w:t>
       </w:r>
+      <w:r>
+        <w:rPr>
+          <w:color w:val="FF0000"/>
+        </w:rPr>
+        <w:t xml:space="preserve"> nhóm 8</w:t>
+      </w:r>
     </w:p>
     <w:p>
       <w:pPr>
@@ -2434,6 +2513,14 @@
         </w:rPr>
         <w:t>Chương trình demo</w:t>
       </w:r>
+      <w:r>
+        <w:rPr>
+          <w:color w:val="FF0000"/>
+        </w:rPr>
+        <w:t xml:space="preserve"> bằng c# và c++</w:t>
+      </w:r>
+      <w:bookmarkStart w:id="0" w:name="_GoBack"/>
+      <w:bookmarkEnd w:id="0"/>
     </w:p>
     <w:p>
       <w:pPr>
@@ -2794,67 +2881,109 @@
       <w:pPr>
         <w:rPr>
           <w:color w:val="FF0000"/>
+        </w:rPr>
+      </w:pPr>
+      <w:r>
+        <w:rPr>
+          <w:color w:val="FF0000"/>
           <w:lang w:val="vi-VN"/>
         </w:rPr>
-      </w:pPr>
+        <w:t>Tên lớ</w:t>
+      </w:r>
       <w:r>
         <w:rPr>
           <w:color w:val="FF0000"/>
           <w:lang w:val="vi-VN"/>
         </w:rPr>
-        <w:t>Tên lớp: ….. Khóa: …</w:t>
+        <w:t>p:</w:t>
+      </w:r>
+      <w:r>
+        <w:rPr>
+          <w:rFonts w:cs="Times New Roman"/>
+          <w:color w:val="FF0000"/>
+          <w:sz w:val="20"/>
+          <w:szCs w:val="20"/>
+          <w:shd w:val="clear" w:color="auto" w:fill="F5F5F5"/>
+        </w:rPr>
+        <w:t xml:space="preserve"> </w:t>
+      </w:r>
+      <w:r>
+        <w:rPr>
+          <w:rStyle w:val="Strong"/>
+          <w:rFonts w:cs="Times New Roman"/>
+          <w:color w:val="FF0000"/>
+          <w:sz w:val="20"/>
+          <w:szCs w:val="20"/>
+          <w:shd w:val="clear" w:color="auto" w:fill="F5F5F5"/>
+        </w:rPr>
+        <w:t>20252IT6070003</w:t>
+      </w:r>
+      <w:r>
+        <w:rPr>
+          <w:color w:val="FF0000"/>
+          <w:lang w:val="vi-VN"/>
+        </w:rPr>
+        <w:t xml:space="preserve"> </w:t>
+      </w:r>
+      <w:r>
+        <w:rPr>
+          <w:color w:val="FF0000"/>
+          <w:lang w:val="vi-VN"/>
+        </w:rPr>
+        <w:t>Khóa:</w:t>
+      </w:r>
+      <w:r>
+        <w:rPr>
+          <w:color w:val="FF0000"/>
+        </w:rPr>
+        <w:t xml:space="preserve"> K18</w:t>
       </w:r>
     </w:p>
     <w:p>
       <w:pPr>
         <w:rPr>
           <w:color w:val="FF0000"/>
+        </w:rPr>
+      </w:pPr>
+      <w:r>
+        <w:rPr>
+          <w:color w:val="FF0000"/>
           <w:lang w:val="vi-VN"/>
         </w:rPr>
-      </w:pPr>
-      <w:r>
-        <w:rPr>
-          <w:color w:val="FF0000"/>
-          <w:lang w:val="vi-VN"/>
-        </w:rPr>
-        <w:t>Họ và tên s</w:t>
-      </w:r>
-      <w:r>
-        <w:rPr>
-          <w:color w:val="FF0000"/>
-          <w:lang w:val="vi-VN"/>
-        </w:rPr>
-        <w:t>inh viên (nếu cá nhân thực hiện): …</w:t>
+        <w:t>Tên nhóm</w:t>
+      </w:r>
+      <w:r>
+        <w:rPr>
+          <w:color w:val="FF0000"/>
+        </w:rPr>
+        <w:t>: Nhóm 8</w:t>
       </w:r>
     </w:p>
     <w:p>
       <w:pPr>
         <w:rPr>
           <w:color w:val="FF0000"/>
+        </w:rPr>
+      </w:pPr>
+      <w:r>
+        <w:rPr>
+          <w:color w:val="FF0000"/>
           <w:lang w:val="vi-VN"/>
         </w:rPr>
-      </w:pPr>
+        <w:t>Tên chủ đề</w:t>
+      </w:r>
       <w:r>
         <w:rPr>
           <w:color w:val="FF0000"/>
           <w:lang w:val="vi-VN"/>
         </w:rPr>
-        <w:t>Tên nhóm:…</w:t>
-      </w:r>
-    </w:p>
-    <w:p>
-      <w:pPr>
-        <w:rPr>
-          <w:color w:val="FF0000"/>
-          <w:lang w:val="vi-VN"/>
-        </w:rPr>
-      </w:pPr>
-      <w:r>
-        <w:rPr>
-          <w:color w:val="FF0000"/>
-          <w:lang w:val="vi-VN"/>
-        </w:rPr>
-        <w:t>Tên chủ đề: ….</w:t>
+        <w:t xml:space="preserve">: </w:t>
+      </w:r>
+      <w:r>
+        <w:rPr>
+          <w:color w:val="FF0000"/>
+        </w:rPr>
+        <w:t>Chuẩn AES và ứng dụng trong mã hóa dữ liệu</w:t>
       </w:r>
     </w:p>
     <w:tbl>
@@ -2997,21 +3126,15 @@
               <w:rPr>
                 <w:color w:val="FF0000"/>
               </w:rPr>
-              <w:t>A</w:t>
-            </w:r>
-          </w:p>
-          <w:p>
-            <w:pPr>
-              <w:rPr>
-                <w:color w:val="FF0000"/>
-              </w:rPr>
-            </w:pPr>
-            <w:r>
-              <w:rPr>
-                <w:color w:val="FF0000"/>
-              </w:rPr>
-              <w:t>B</w:t>
-            </w:r>
+              <w:t>Lê Hà Quang</w:t>
+            </w:r>
+          </w:p>
+          <w:p>
+            <w:pPr>
+              <w:rPr>
+                <w:color w:val="FF0000"/>
+              </w:rPr>
+            </w:pPr>
           </w:p>
         </w:tc>
         <w:tc>
@@ -3028,20 +3151,7 @@
               <w:rPr>
                 <w:color w:val="FF0000"/>
               </w:rPr>
-              <w:t>Công việc 1</w:t>
-            </w:r>
-          </w:p>
-          <w:p>
-            <w:pPr>
-              <w:rPr>
-                <w:color w:val="FF0000"/>
-              </w:rPr>
-            </w:pPr>
-            <w:r>
-              <w:rPr>
-                <w:color w:val="FF0000"/>
-              </w:rPr>
-              <w:t>Công việc 2</w:t>
+              <w:t>Tạo link git hub, chỉnh sửa báo cáo, phân công nội dung cần thực hiện cho các thành viên</w:t>
             </w:r>
           </w:p>
         </w:tc>
@@ -3055,6 +3165,9 @@
                 <w:color w:val="FF0000"/>
               </w:rPr>
             </w:pPr>
+            <w:r>
+              <w:t>Tạo repository trên GitHub, phân quyền cộng tác cho thành viên, xây dựng kế hoạch và phân chia nhiệm vụ nhóm</w:t>
+            </w:r>
           </w:p>
         </w:tc>
       </w:tr>
@@ -3090,7 +3203,7 @@
               <w:rPr>
                 <w:color w:val="FF0000"/>
               </w:rPr>
-              <w:t>C</w:t>
+              <w:t>Vũ Ngọc Quang</w:t>
             </w:r>
           </w:p>
         </w:tc>
@@ -3108,7 +3221,7 @@
               <w:rPr>
                 <w:color w:val="FF0000"/>
               </w:rPr>
-              <w:t>Công việc 3</w:t>
+              <w:t xml:space="preserve">Tìm hiểu về khái niệm và vai trò của an ninh mạng </w:t>
             </w:r>
           </w:p>
         </w:tc>
@@ -3122,6 +3235,9 @@
                 <w:color w:val="FF0000"/>
               </w:rPr>
             </w:pPr>
+            <w:r>
+              <w:t>Nghiên cứu tài liệu giáo trình, sách chuyên ngành và các nguồn học thuật trên Internet</w:t>
+            </w:r>
           </w:p>
         </w:tc>
       </w:tr>
@@ -3157,20 +3273,7 @@
               <w:rPr>
                 <w:color w:val="FF0000"/>
               </w:rPr>
-              <w:t>D</w:t>
-            </w:r>
-          </w:p>
-          <w:p>
-            <w:pPr>
-              <w:rPr>
-                <w:color w:val="FF0000"/>
-              </w:rPr>
-            </w:pPr>
-            <w:r>
-              <w:rPr>
-                <w:color w:val="FF0000"/>
-              </w:rPr>
-              <w:t>E</w:t>
+              <w:t>Phạm Hiếu Kỳ</w:t>
             </w:r>
           </w:p>
         </w:tc>
@@ -3188,20 +3291,7 @@
               <w:rPr>
                 <w:color w:val="FF0000"/>
               </w:rPr>
-              <w:t>Công việc 4</w:t>
-            </w:r>
-          </w:p>
-          <w:p>
-            <w:pPr>
-              <w:rPr>
-                <w:color w:val="FF0000"/>
-              </w:rPr>
-            </w:pPr>
-            <w:r>
-              <w:rPr>
-                <w:color w:val="FF0000"/>
-              </w:rPr>
-              <w:t>Công việc 5</w:t>
+              <w:t>Tìm hiểu các nội dung nghiên cứu, lý do chọn đề tài, mục tiêu đối tượng, phạm vi nghiên cứu</w:t>
             </w:r>
           </w:p>
         </w:tc>
@@ -3215,6 +3305,9 @@
                 <w:color w:val="FF0000"/>
               </w:rPr>
             </w:pPr>
+            <w:r>
+              <w:t>Thu thập thông tin, phân tích yêu cầu đề tài và tổng hợp nội dung vào báo cáo</w:t>
+            </w:r>
           </w:p>
         </w:tc>
       </w:tr>
@@ -3246,6 +3339,12 @@
                 <w:color w:val="FF0000"/>
               </w:rPr>
             </w:pPr>
+            <w:r>
+              <w:rPr>
+                <w:color w:val="FF0000"/>
+              </w:rPr>
+              <w:t>Nguyễn Duy Thành</w:t>
+            </w:r>
           </w:p>
         </w:tc>
         <w:tc>
@@ -3258,6 +3357,12 @@
                 <w:color w:val="FF0000"/>
               </w:rPr>
             </w:pPr>
+            <w:r>
+              <w:rPr>
+                <w:color w:val="FF0000"/>
+              </w:rPr>
+              <w:t>Tìm hiểu về cơ sở toán học của các thuật toán mã hóa giới thiệu sơ lược về ngôn ngữ sẽ dùng để làm demo</w:t>
+            </w:r>
           </w:p>
         </w:tc>
         <w:tc>
@@ -3270,6 +3375,9 @@
                 <w:color w:val="FF0000"/>
               </w:rPr>
             </w:pPr>
+            <w:r>
+              <w:t>Nghiên cứu tài liệu kỹ thuật AES, tham khảo tài liệu lập trình C++ và tổng hợp kiến thức</w:t>
+            </w:r>
           </w:p>
         </w:tc>
       </w:tr>
@@ -3311,21 +3419,15 @@
               <w:rPr>
                 <w:color w:val="FF0000"/>
               </w:rPr>
-              <w:t>A</w:t>
-            </w:r>
-          </w:p>
-          <w:p>
-            <w:pPr>
-              <w:rPr>
-                <w:color w:val="FF0000"/>
-              </w:rPr>
-            </w:pPr>
-            <w:r>
-              <w:rPr>
-                <w:color w:val="FF0000"/>
-              </w:rPr>
-              <w:t>B</w:t>
-            </w:r>
+              <w:t>Lê Hà Quang</w:t>
+            </w:r>
+          </w:p>
+          <w:p>
+            <w:pPr>
+              <w:rPr>
+                <w:color w:val="FF0000"/>
+              </w:rPr>
+            </w:pPr>
           </w:p>
         </w:tc>
         <w:tc>
@@ -3342,20 +3444,7 @@
               <w:rPr>
                 <w:color w:val="FF0000"/>
               </w:rPr>
-              <w:t>Công việc 1</w:t>
-            </w:r>
-          </w:p>
-          <w:p>
-            <w:pPr>
-              <w:rPr>
-                <w:color w:val="FF0000"/>
-              </w:rPr>
-            </w:pPr>
-            <w:r>
-              <w:rPr>
-                <w:color w:val="FF0000"/>
-              </w:rPr>
-              <w:t>Công việc 2</w:t>
+              <w:t>Tổng hợp lại nội dung của tuần 1, viết vào bản báo cáo, thêm và chỉnh sửa lại nội dung cho phù hợp</w:t>
             </w:r>
           </w:p>
         </w:tc>
@@ -3369,6 +3458,9 @@
                 <w:color w:val="FF0000"/>
               </w:rPr>
             </w:pPr>
+            <w:r>
+              <w:t>Chỉnh sửa, chuẩn hóa nội dung, trình bày báo cáo bằng Word</w:t>
+            </w:r>
           </w:p>
         </w:tc>
       </w:tr>
@@ -3404,20 +3496,7 @@
               <w:rPr>
                 <w:color w:val="FF0000"/>
               </w:rPr>
-              <w:t>C</w:t>
-            </w:r>
-          </w:p>
-          <w:p>
-            <w:pPr>
-              <w:rPr>
-                <w:color w:val="FF0000"/>
-              </w:rPr>
-            </w:pPr>
-            <w:r>
-              <w:rPr>
-                <w:color w:val="FF0000"/>
-              </w:rPr>
-              <w:t>D</w:t>
+              <w:t>Vũ Ngọc Quang</w:t>
             </w:r>
           </w:p>
         </w:tc>
@@ -3435,20 +3514,7 @@
               <w:rPr>
                 <w:color w:val="FF0000"/>
               </w:rPr>
-              <w:t>Công việc 3</w:t>
-            </w:r>
-          </w:p>
-          <w:p>
-            <w:pPr>
-              <w:rPr>
-                <w:color w:val="FF0000"/>
-              </w:rPr>
-            </w:pPr>
-            <w:r>
-              <w:rPr>
-                <w:color w:val="FF0000"/>
-              </w:rPr>
-              <w:t>Công việc 4</w:t>
+              <w:t>Tìm hiểu phần 2.2.3 về các ứng dụng thực tế của AES</w:t>
             </w:r>
           </w:p>
         </w:tc>
@@ -3462,6 +3528,9 @@
                 <w:color w:val="FF0000"/>
               </w:rPr>
             </w:pPr>
+            <w:r>
+              <w:t>Tìm kiếm tài liệu, nghiên cứu các hệ thống ứng dụng AES trong thực tế</w:t>
+            </w:r>
           </w:p>
         </w:tc>
       </w:tr>
@@ -3497,7 +3566,7 @@
               <w:rPr>
                 <w:color w:val="FF0000"/>
               </w:rPr>
-              <w:t>E</w:t>
+              <w:t>Phạm Hiếu Kỳ</w:t>
             </w:r>
           </w:p>
         </w:tc>
@@ -3515,7 +3584,7 @@
               <w:rPr>
                 <w:color w:val="FF0000"/>
               </w:rPr>
-              <w:t>Công việc 5</w:t>
+              <w:t>Tìm hiểu phần 2.2.1 và 2.2.2 về lịch sử hình thành và các thông số kỹ thuật của AES</w:t>
             </w:r>
           </w:p>
         </w:tc>
@@ -3529,6 +3598,9 @@
                 <w:color w:val="FF0000"/>
               </w:rPr>
             </w:pPr>
+            <w:r>
+              <w:t>Đọc tài liệu chuẩn AES, tổng hợp thông số và quá trình phát triển</w:t>
+            </w:r>
           </w:p>
         </w:tc>
       </w:tr>
@@ -3560,6 +3632,12 @@
                 <w:color w:val="FF0000"/>
               </w:rPr>
             </w:pPr>
+            <w:r>
+              <w:rPr>
+                <w:color w:val="FF0000"/>
+              </w:rPr>
+              <w:t>Nguyễn Duy Thành</w:t>
+            </w:r>
           </w:p>
         </w:tc>
         <w:tc>
@@ -3572,6 +3650,12 @@
                 <w:color w:val="FF0000"/>
               </w:rPr>
             </w:pPr>
+            <w:r>
+              <w:rPr>
+                <w:color w:val="FF0000"/>
+              </w:rPr>
+              <w:t>Tìm hiểu phần 2.1 về bản chất và nguyên lý hoạt động của AES</w:t>
+            </w:r>
           </w:p>
         </w:tc>
         <w:tc>
@@ -3584,6 +3668,9 @@
                 <w:color w:val="FF0000"/>
               </w:rPr>
             </w:pPr>
+            <w:r>
+              <w:t>Phân tích thuật toán AES, nghiên cứu các bước mã hóa và giải mã</w:t>
+            </w:r>
           </w:p>
         </w:tc>
       </w:tr>
@@ -3625,20 +3712,7 @@
               <w:rPr>
                 <w:color w:val="FF0000"/>
               </w:rPr>
-              <w:t>A</w:t>
-            </w:r>
-          </w:p>
-          <w:p>
-            <w:pPr>
-              <w:rPr>
-                <w:color w:val="FF0000"/>
-              </w:rPr>
-            </w:pPr>
-            <w:r>
-              <w:rPr>
-                <w:color w:val="FF0000"/>
-              </w:rPr>
-              <w:t>B</w:t>
+              <w:t>Lê Hà Quang</w:t>
             </w:r>
           </w:p>
         </w:tc>
@@ -3656,20 +3730,7 @@
               <w:rPr>
                 <w:color w:val="FF0000"/>
               </w:rPr>
-              <w:t>Công việc 1</w:t>
-            </w:r>
-          </w:p>
-          <w:p>
-            <w:pPr>
-              <w:rPr>
-                <w:color w:val="FF0000"/>
-              </w:rPr>
-            </w:pPr>
-            <w:r>
-              <w:rPr>
-                <w:color w:val="FF0000"/>
-              </w:rPr>
-              <w:t>Công việc 2</w:t>
+              <w:t>Thiết kế giao diện demo chương trình bằng c#</w:t>
             </w:r>
           </w:p>
         </w:tc>
@@ -3683,6 +3744,9 @@
                 <w:color w:val="FF0000"/>
               </w:rPr>
             </w:pPr>
+            <w:r>
+              <w:t>Sử dụng Windows Forms hoặc WPF để thiết kế giao diện người dùng</w:t>
+            </w:r>
           </w:p>
         </w:tc>
       </w:tr>
@@ -3718,20 +3782,7 @@
               <w:rPr>
                 <w:color w:val="FF0000"/>
               </w:rPr>
-              <w:t>C</w:t>
-            </w:r>
-          </w:p>
-          <w:p>
-            <w:pPr>
-              <w:rPr>
-                <w:color w:val="FF0000"/>
-              </w:rPr>
-            </w:pPr>
-            <w:r>
-              <w:rPr>
-                <w:color w:val="FF0000"/>
-              </w:rPr>
-              <w:t>D</w:t>
+              <w:t>Vũ Ngọc Quang</w:t>
             </w:r>
           </w:p>
         </w:tc>
@@ -3749,20 +3800,7 @@
               <w:rPr>
                 <w:color w:val="FF0000"/>
               </w:rPr>
-              <w:t>Công việc 3</w:t>
-            </w:r>
-          </w:p>
-          <w:p>
-            <w:pPr>
-              <w:rPr>
-                <w:color w:val="FF0000"/>
-              </w:rPr>
-            </w:pPr>
-            <w:r>
-              <w:rPr>
-                <w:color w:val="FF0000"/>
-              </w:rPr>
-              <w:t>Công việc 4</w:t>
+              <w:t>Thiết kế giao diện demo chương trình bằng c++</w:t>
             </w:r>
           </w:p>
         </w:tc>
@@ -3776,6 +3814,9 @@
                 <w:color w:val="FF0000"/>
               </w:rPr>
             </w:pPr>
+            <w:r>
+              <w:t>Sử dụng thư viện giao diện phù hợp (Qt/WinAPI) để xây dựng giao diện</w:t>
+            </w:r>
           </w:p>
         </w:tc>
       </w:tr>
@@ -3811,7 +3852,7 @@
               <w:rPr>
                 <w:color w:val="FF0000"/>
               </w:rPr>
-              <w:t>E</w:t>
+              <w:t>Phạm Hiếu Kỳ</w:t>
             </w:r>
           </w:p>
         </w:tc>
@@ -3829,7 +3870,7 @@
               <w:rPr>
                 <w:color w:val="FF0000"/>
               </w:rPr>
-              <w:t>Công việc 5</w:t>
+              <w:t>Thực thi chức năng demo bằng ngôn ngữ c++ từ phần giao diện đã làm</w:t>
             </w:r>
           </w:p>
         </w:tc>
@@ -3843,6 +3884,9 @@
                 <w:color w:val="FF0000"/>
               </w:rPr>
             </w:pPr>
+            <w:r>
+              <w:t>Lập trình xử lý sự kiện, tích hợp thuật toán AES vào giao diện C++</w:t>
+            </w:r>
           </w:p>
         </w:tc>
       </w:tr>
@@ -3874,6 +3918,12 @@
                 <w:color w:val="FF0000"/>
               </w:rPr>
             </w:pPr>
+            <w:r>
+              <w:rPr>
+                <w:color w:val="FF0000"/>
+              </w:rPr>
+              <w:t>Nguyễn Duy Thành</w:t>
+            </w:r>
           </w:p>
         </w:tc>
         <w:tc>
@@ -3886,6 +3936,12 @@
                 <w:color w:val="FF0000"/>
               </w:rPr>
             </w:pPr>
+            <w:r>
+              <w:rPr>
+                <w:color w:val="FF0000"/>
+              </w:rPr>
+              <w:t>Thực thi chức năng demo bằng ngôn ngữ c# từ phần giao diện đã làm</w:t>
+            </w:r>
           </w:p>
         </w:tc>
         <w:tc>
@@ -3898,6 +3954,9 @@
                 <w:color w:val="FF0000"/>
               </w:rPr>
             </w:pPr>
+            <w:r>
+              <w:t>Lập trình xử lý sự kiện, tích hợp thuật toán AES vào giao diện C#</w:t>
+            </w:r>
           </w:p>
         </w:tc>
       </w:tr>
@@ -3939,20 +3998,7 @@
               <w:rPr>
                 <w:color w:val="FF0000"/>
               </w:rPr>
-              <w:t>A</w:t>
-            </w:r>
-          </w:p>
-          <w:p>
-            <w:pPr>
-              <w:rPr>
-                <w:color w:val="FF0000"/>
-              </w:rPr>
-            </w:pPr>
-            <w:r>
-              <w:rPr>
-                <w:color w:val="FF0000"/>
-              </w:rPr>
-              <w:t>B</w:t>
+              <w:t>Lê Hà Quang</w:t>
             </w:r>
           </w:p>
         </w:tc>
@@ -3970,20 +4016,7 @@
               <w:rPr>
                 <w:color w:val="FF0000"/>
               </w:rPr>
-              <w:t>Công việc 1</w:t>
-            </w:r>
-          </w:p>
-          <w:p>
-            <w:pPr>
-              <w:rPr>
-                <w:color w:val="FF0000"/>
-              </w:rPr>
-            </w:pPr>
-            <w:r>
-              <w:rPr>
-                <w:color w:val="FF0000"/>
-              </w:rPr>
-              <w:t>Công việc 2</w:t>
+              <w:t>Viết báo cáo phần 2.4 thiết kế chương trình và cài đặt thuật toán</w:t>
             </w:r>
           </w:p>
         </w:tc>
@@ -3997,6 +4030,9 @@
                 <w:color w:val="FF0000"/>
               </w:rPr>
             </w:pPr>
+            <w:r>
+              <w:t>Mô tả quy trình thiết kế, xây dựng lưu đồ và giải thích thuật toán</w:t>
+            </w:r>
           </w:p>
         </w:tc>
       </w:tr>
@@ -4032,20 +4068,7 @@
               <w:rPr>
                 <w:color w:val="FF0000"/>
               </w:rPr>
-              <w:t>C</w:t>
-            </w:r>
-          </w:p>
-          <w:p>
-            <w:pPr>
-              <w:rPr>
-                <w:color w:val="FF0000"/>
-              </w:rPr>
-            </w:pPr>
-            <w:r>
-              <w:rPr>
-                <w:color w:val="FF0000"/>
-              </w:rPr>
-              <w:t>D</w:t>
+              <w:t>Vũ Ngọc Quang</w:t>
             </w:r>
           </w:p>
         </w:tc>
@@ -4063,20 +4086,7 @@
               <w:rPr>
                 <w:color w:val="FF0000"/>
               </w:rPr>
-              <w:t>Công việc 3</w:t>
-            </w:r>
-          </w:p>
-          <w:p>
-            <w:pPr>
-              <w:rPr>
-                <w:color w:val="FF0000"/>
-              </w:rPr>
-            </w:pPr>
-            <w:r>
-              <w:rPr>
-                <w:color w:val="FF0000"/>
-              </w:rPr>
-              <w:t>Công việc 4</w:t>
+              <w:t>Viết báo cáo phần 3.2 bài học kinh nghiệm</w:t>
             </w:r>
           </w:p>
         </w:tc>
@@ -4090,6 +4100,9 @@
                 <w:color w:val="FF0000"/>
               </w:rPr>
             </w:pPr>
+            <w:r>
+              <w:t>Tổng kết quá trình thực hiện, đánh giá kết quả và rút ra kinh nghiệm</w:t>
+            </w:r>
           </w:p>
         </w:tc>
       </w:tr>
@@ -4125,7 +4138,7 @@
               <w:rPr>
                 <w:color w:val="FF0000"/>
               </w:rPr>
-              <w:t>E</w:t>
+              <w:t>Phạm Hiếu Kỳ</w:t>
             </w:r>
           </w:p>
         </w:tc>
@@ -4143,7 +4156,7 @@
               <w:rPr>
                 <w:color w:val="FF0000"/>
               </w:rPr>
-              <w:t>Công việc 5</w:t>
+              <w:t>Tìm hiểu phần 2.3 chi tiết thuật toán AES</w:t>
             </w:r>
           </w:p>
         </w:tc>
@@ -4157,6 +4170,9 @@
                 <w:color w:val="FF0000"/>
               </w:rPr>
             </w:pPr>
+            <w:r>
+              <w:t>Phân tích chuyên sâu các vòng mã hóa, các phép biến đổi trong AES</w:t>
+            </w:r>
           </w:p>
         </w:tc>
       </w:tr>
@@ -4188,6 +4204,18 @@
                 <w:color w:val="FF0000"/>
               </w:rPr>
             </w:pPr>
+            <w:r>
+              <w:rPr>
+                <w:color w:val="FF0000"/>
+              </w:rPr>
+              <w:t>Nguyễn</w:t>
+            </w:r>
+            <w:r>
+              <w:rPr>
+                <w:color w:val="FF0000"/>
+              </w:rPr>
+              <w:t xml:space="preserve"> Duy Thành</w:t>
+            </w:r>
           </w:p>
         </w:tc>
         <w:tc>
@@ -4200,6 +4228,12 @@
                 <w:color w:val="FF0000"/>
               </w:rPr>
             </w:pPr>
+            <w:r>
+              <w:rPr>
+                <w:color w:val="FF0000"/>
+              </w:rPr>
+              <w:t>Viết báo cáo phần 3.1 kiến thức kỹ năng đã học được</w:t>
+            </w:r>
           </w:p>
         </w:tc>
         <w:tc>
@@ -4212,6 +4246,9 @@
                 <w:color w:val="FF0000"/>
               </w:rPr>
             </w:pPr>
+            <w:r>
+              <w:t>Tổng hợp kiến thức chuyên môn và kỹ năng đạt được trong quá trình thực hiện đề tài</w:t>
+            </w:r>
           </w:p>
         </w:tc>
       </w:tr>
@@ -4253,20 +4290,7 @@
               <w:rPr>
                 <w:color w:val="FF0000"/>
               </w:rPr>
-              <w:t>A</w:t>
-            </w:r>
-          </w:p>
-          <w:p>
-            <w:pPr>
-              <w:rPr>
-                <w:color w:val="FF0000"/>
-              </w:rPr>
-            </w:pPr>
-            <w:r>
-              <w:rPr>
-                <w:color w:val="FF0000"/>
-              </w:rPr>
-              <w:t>B</w:t>
+              <w:t>Lê Hà Quang</w:t>
             </w:r>
           </w:p>
         </w:tc>
@@ -4284,20 +4308,7 @@
               <w:rPr>
                 <w:color w:val="FF0000"/>
               </w:rPr>
-              <w:t>Công việc 1</w:t>
-            </w:r>
-          </w:p>
-          <w:p>
-            <w:pPr>
-              <w:rPr>
-                <w:color w:val="FF0000"/>
-              </w:rPr>
-            </w:pPr>
-            <w:r>
-              <w:rPr>
-                <w:color w:val="FF0000"/>
-              </w:rPr>
-              <w:t>Công việc 2</w:t>
+              <w:t>Viết báo cáo phần 3.3 đề xuất tính khả thi của chủ đề nghiên cứu, hướng phát triển</w:t>
             </w:r>
           </w:p>
         </w:tc>
@@ -4311,6 +4322,9 @@
                 <w:color w:val="FF0000"/>
               </w:rPr>
             </w:pPr>
+            <w:r>
+              <w:t>Đánh giá khả năng ứng dụng, mở rộng và phát triển của đề tài</w:t>
+            </w:r>
           </w:p>
         </w:tc>
       </w:tr>
@@ -4335,32 +4349,34 @@
         <w:tc>
           <w:tcPr>
             <w:tcW w:w="2268" w:type="dxa"/>
-          </w:tcPr>
-          <w:p>
-            <w:pPr>
-              <w:rPr>
-                <w:color w:val="FF0000"/>
-              </w:rPr>
-            </w:pPr>
-            <w:r>
-              <w:rPr>
-                <w:color w:val="FF0000"/>
-              </w:rPr>
-              <w:t>C</w:t>
-            </w:r>
-          </w:p>
-          <w:p>
-            <w:pPr>
-              <w:rPr>
-                <w:color w:val="FF0000"/>
-              </w:rPr>
-            </w:pPr>
-            <w:r>
-              <w:rPr>
-                <w:color w:val="FF0000"/>
-              </w:rPr>
-              <w:t>D</w:t>
-            </w:r>
+            <w:vMerge w:val="restart"/>
+          </w:tcPr>
+          <w:p>
+            <w:pPr>
+              <w:rPr>
+                <w:color w:val="FF0000"/>
+              </w:rPr>
+            </w:pPr>
+            <w:r>
+              <w:rPr>
+                <w:color w:val="FF0000"/>
+              </w:rPr>
+              <w:t>Các thành viên còn lại</w:t>
+            </w:r>
+          </w:p>
+          <w:p>
+            <w:pPr>
+              <w:rPr>
+                <w:color w:val="FF0000"/>
+              </w:rPr>
+            </w:pPr>
+          </w:p>
+          <w:p>
+            <w:pPr>
+              <w:rPr>
+                <w:color w:val="FF0000"/>
+              </w:rPr>
+            </w:pPr>
           </w:p>
         </w:tc>
         <w:tc>
@@ -4377,33 +4393,24 @@
               <w:rPr>
                 <w:color w:val="FF0000"/>
               </w:rPr>
-              <w:t>Công việc 3</w:t>
-            </w:r>
-          </w:p>
-          <w:p>
-            <w:pPr>
-              <w:rPr>
-                <w:color w:val="FF0000"/>
-              </w:rPr>
-            </w:pPr>
-            <w:r>
-              <w:rPr>
-                <w:color w:val="FF0000"/>
-              </w:rPr>
-              <w:t>Công việc 4</w:t>
+              <w:t>Tổng hợp lại nội dung chỉnh sửa báo cáo và demo chương trình</w:t>
             </w:r>
           </w:p>
         </w:tc>
         <w:tc>
           <w:tcPr>
             <w:tcW w:w="4111" w:type="dxa"/>
-          </w:tcPr>
-          <w:p>
-            <w:pPr>
-              <w:rPr>
-                <w:color w:val="FF0000"/>
-              </w:rPr>
-            </w:pPr>
+            <w:vMerge w:val="restart"/>
+          </w:tcPr>
+          <w:p>
+            <w:pPr>
+              <w:rPr>
+                <w:color w:val="FF0000"/>
+              </w:rPr>
+            </w:pPr>
+            <w:r>
+              <w:t>Kiểm tra, hiệu chỉnh báo cáo, kiểm thử chương trình và chuẩn bị thuyết trình/demo</w:t>
+            </w:r>
           </w:p>
         </w:tc>
       </w:tr>
@@ -4428,19 +4435,14 @@
         <w:tc>
           <w:tcPr>
             <w:tcW w:w="2268" w:type="dxa"/>
-          </w:tcPr>
-          <w:p>
-            <w:pPr>
-              <w:rPr>
-                <w:color w:val="FF0000"/>
-              </w:rPr>
-            </w:pPr>
-            <w:r>
-              <w:rPr>
-                <w:color w:val="FF0000"/>
-              </w:rPr>
-              <w:t>E</w:t>
-            </w:r>
+            <w:vMerge/>
+          </w:tcPr>
+          <w:p>
+            <w:pPr>
+              <w:rPr>
+                <w:color w:val="FF0000"/>
+              </w:rPr>
+            </w:pPr>
           </w:p>
         </w:tc>
         <w:tc>
@@ -4457,13 +4459,14 @@
               <w:rPr>
                 <w:color w:val="FF0000"/>
               </w:rPr>
-              <w:t>Công việc 5</w:t>
+              <w:t>Tạo link git hub, chỉnh sửa báo cáo, phân công nội dung cần thực hiện cho các thành viên</w:t>
             </w:r>
           </w:p>
         </w:tc>
         <w:tc>
           <w:tcPr>
             <w:tcW w:w="4111" w:type="dxa"/>
+            <w:vMerge/>
           </w:tcPr>
           <w:p>
             <w:pPr>
@@ -4495,6 +4498,7 @@
         <w:tc>
           <w:tcPr>
             <w:tcW w:w="2268" w:type="dxa"/>
+            <w:vMerge/>
           </w:tcPr>
           <w:p>
             <w:pPr>
@@ -4514,11 +4518,18 @@
                 <w:color w:val="FF0000"/>
               </w:rPr>
             </w:pPr>
+            <w:r>
+              <w:rPr>
+                <w:color w:val="FF0000"/>
+              </w:rPr>
+              <w:t xml:space="preserve">Tìm hiểu về khái niệm và vai trò của an ninh mạng </w:t>
+            </w:r>
           </w:p>
         </w:tc>
         <w:tc>
           <w:tcPr>
             <w:tcW w:w="4111" w:type="dxa"/>
+            <w:vMerge/>
           </w:tcPr>
           <w:p>
             <w:pPr>
@@ -5761,7 +5772,7 @@
   <w:style w:type="paragraph" w:default="1" w:styleId="Normal">
     <w:name w:val="Normal"/>
     <w:qFormat/>
-    <w:rsid w:val="00895982"/>
+    <w:rsid w:val="00BD11EB"/>
   </w:style>
   <w:style w:type="character" w:default="1" w:styleId="DefaultParagraphFont">
     <w:name w:val="Default Paragraph Font"/>
@@ -5819,6 +5830,17 @@
       <w:ind w:left="720"/>
       <w:contextualSpacing/>
     </w:pPr>
+  </w:style>
+  <w:style w:type="character" w:styleId="Strong">
+    <w:name w:val="Strong"/>
+    <w:basedOn w:val="DefaultParagraphFont"/>
+    <w:uiPriority w:val="22"/>
+    <w:qFormat/>
+    <w:rsid w:val="00BD11EB"/>
+    <w:rPr>
+      <w:b/>
+      <w:bCs/>
+    </w:rPr>
   </w:style>
 </w:styles>
 </file>
